--- a/Requisitos/Documentos de Casos de Uso/CSU06-Manter Anúncios de Imóveis.docx
+++ b/Requisitos/Documentos de Casos de Uso/CSU06-Manter Anúncios de Imóveis.docx
@@ -129,10 +129,10 @@
           <w:tcPr>
             <w:tcW w:w="2905" w:type="dxa"/>
             <w:tcBorders>
-              <w:top w:val="single" w:color="000000" w:themeColor="accent6" w:sz="4"/>
-              <w:left w:val="single" w:color="000000" w:themeColor="accent6" w:sz="4"/>
-              <w:bottom w:val="single" w:color="000000" w:themeColor="accent6" w:sz="4"/>
-              <w:right w:val="single" w:color="000000" w:themeColor="accent6" w:sz="4"/>
+              <w:top w:val="single" w:color="" w:sz="4"/>
+              <w:left w:val="single" w:color="" w:sz="4"/>
+              <w:bottom w:val="single" w:color="" w:sz="4"/>
+              <w:right w:val="single" w:color="" w:sz="4"/>
             </w:tcBorders>
             <w:shd w:val="clear" w:color="auto" w:fill="FFFFFF"/>
             <w:tcMar>
@@ -175,10 +175,10 @@
           <w:tcPr>
             <w:tcW w:w="7425" w:type="dxa"/>
             <w:tcBorders>
-              <w:top w:val="single" w:color="000000" w:themeColor="accent6" w:sz="4"/>
-              <w:left w:val="single" w:color="000000" w:themeColor="accent6" w:sz="4"/>
-              <w:bottom w:val="single" w:color="000000" w:themeColor="accent6" w:sz="4"/>
-              <w:right w:val="single" w:color="000000" w:themeColor="accent6" w:sz="4"/>
+              <w:top w:val="single" w:color="" w:sz="4"/>
+              <w:left w:val="single" w:color="" w:sz="4"/>
+              <w:bottom w:val="single" w:color="" w:sz="4"/>
+              <w:right w:val="single" w:color="" w:sz="4"/>
             </w:tcBorders>
             <w:shd w:val="clear" w:color="auto" w:fill="FFFFFF"/>
             <w:tcMar>
@@ -241,10 +241,10 @@
           <w:tcPr>
             <w:tcW w:w="2905" w:type="dxa"/>
             <w:tcBorders>
-              <w:top w:val="single" w:color="000000" w:themeColor="accent6" w:sz="4"/>
-              <w:left w:val="single" w:color="000000" w:themeColor="accent6" w:sz="4"/>
-              <w:bottom w:val="single" w:color="000000" w:themeColor="accent6" w:sz="4"/>
-              <w:right w:val="single" w:color="000000" w:themeColor="accent6" w:sz="4"/>
+              <w:top w:val="single" w:color="" w:sz="4"/>
+              <w:left w:val="single" w:color="" w:sz="4"/>
+              <w:bottom w:val="single" w:color="" w:sz="4"/>
+              <w:right w:val="single" w:color="" w:sz="4"/>
             </w:tcBorders>
             <w:shd w:val="clear" w:color="auto" w:fill="FFFFFF"/>
             <w:tcMar>
@@ -287,10 +287,10 @@
           <w:tcPr>
             <w:tcW w:w="7425" w:type="dxa"/>
             <w:tcBorders>
-              <w:top w:val="single" w:color="000000" w:themeColor="accent6" w:sz="6"/>
-              <w:left w:val="single" w:color="000000" w:themeColor="accent6" w:sz="6"/>
-              <w:bottom w:val="single" w:color="000000" w:themeColor="accent6" w:sz="6"/>
-              <w:right w:val="single" w:color="000000" w:themeColor="accent6" w:sz="6"/>
+              <w:top w:val="single" w:color="" w:sz="6"/>
+              <w:left w:val="single" w:color="" w:sz="6"/>
+              <w:bottom w:val="single" w:color="" w:sz="6"/>
+              <w:right w:val="single" w:color="" w:sz="6"/>
             </w:tcBorders>
             <w:shd w:val="clear" w:color="auto" w:fill="FFFFFF"/>
             <w:tcMar>
@@ -337,10 +337,10 @@
           <w:tcPr>
             <w:tcW w:w="2905" w:type="dxa"/>
             <w:tcBorders>
-              <w:top w:val="single" w:color="000000" w:themeColor="accent6" w:sz="4"/>
-              <w:left w:val="single" w:color="000000" w:themeColor="accent6" w:sz="4"/>
-              <w:bottom w:val="single" w:color="000000" w:themeColor="accent6" w:sz="4"/>
-              <w:right w:val="single" w:color="000000" w:themeColor="accent6" w:sz="4"/>
+              <w:top w:val="single" w:color="" w:sz="4"/>
+              <w:left w:val="single" w:color="" w:sz="4"/>
+              <w:bottom w:val="single" w:color="" w:sz="4"/>
+              <w:right w:val="single" w:color="" w:sz="4"/>
             </w:tcBorders>
             <w:shd w:val="clear" w:color="auto" w:fill="FFFFFF"/>
             <w:tcMar>
@@ -383,10 +383,10 @@
           <w:tcPr>
             <w:tcW w:w="7425" w:type="dxa"/>
             <w:tcBorders>
-              <w:top w:val="single" w:color="000000" w:themeColor="accent6" w:sz="4"/>
-              <w:left w:val="single" w:color="000000" w:themeColor="accent6" w:sz="4"/>
-              <w:bottom w:val="single" w:color="000000" w:themeColor="accent6" w:sz="4"/>
-              <w:right w:val="single" w:color="000000" w:themeColor="accent6" w:sz="4"/>
+              <w:top w:val="single" w:color="" w:sz="4"/>
+              <w:left w:val="single" w:color="" w:sz="4"/>
+              <w:bottom w:val="single" w:color="" w:sz="4"/>
+              <w:right w:val="single" w:color="" w:sz="4"/>
             </w:tcBorders>
             <w:shd w:val="clear" w:color="auto" w:fill="FFFFFF"/>
             <w:tcMar>
@@ -433,10 +433,10 @@
           <w:tcPr>
             <w:tcW w:w="2905" w:type="dxa"/>
             <w:tcBorders>
-              <w:top w:val="single" w:color="000000" w:themeColor="accent6" w:sz="4"/>
-              <w:left w:val="single" w:color="000000" w:themeColor="accent6" w:sz="4"/>
-              <w:bottom w:val="single" w:color="000000" w:themeColor="accent6" w:sz="4"/>
-              <w:right w:val="single" w:color="000000" w:themeColor="accent6" w:sz="4"/>
+              <w:top w:val="single" w:color="" w:sz="4"/>
+              <w:left w:val="single" w:color="" w:sz="4"/>
+              <w:bottom w:val="single" w:color="" w:sz="4"/>
+              <w:right w:val="single" w:color="" w:sz="4"/>
             </w:tcBorders>
             <w:shd w:val="clear" w:color="auto" w:fill="FFFFFF"/>
             <w:tcMar>
@@ -479,10 +479,10 @@
           <w:tcPr>
             <w:tcW w:w="7425" w:type="dxa"/>
             <w:tcBorders>
-              <w:top w:val="single" w:color="000000" w:themeColor="accent6" w:sz="4"/>
-              <w:left w:val="single" w:color="000000" w:themeColor="accent6" w:sz="4"/>
-              <w:bottom w:val="single" w:color="000000" w:themeColor="accent6" w:sz="4"/>
-              <w:right w:val="single" w:color="000000" w:themeColor="accent6" w:sz="4"/>
+              <w:top w:val="single" w:color="" w:sz="4"/>
+              <w:left w:val="single" w:color="" w:sz="4"/>
+              <w:bottom w:val="single" w:color="" w:sz="4"/>
+              <w:right w:val="single" w:color="" w:sz="4"/>
             </w:tcBorders>
             <w:shd w:val="clear" w:color="auto" w:fill="FFFFFF"/>
             <w:tcMar>
@@ -526,10 +526,10 @@
           <w:tcPr>
             <w:tcW w:w="2905" w:type="dxa"/>
             <w:tcBorders>
-              <w:top w:val="single" w:color="000000" w:themeColor="accent6" w:sz="4"/>
-              <w:left w:val="single" w:color="000000" w:themeColor="accent6" w:sz="4"/>
-              <w:bottom w:val="single" w:color="000000" w:themeColor="accent6" w:sz="4"/>
-              <w:right w:val="single" w:color="000000" w:themeColor="accent6" w:sz="4"/>
+              <w:top w:val="single" w:color="" w:sz="4"/>
+              <w:left w:val="single" w:color="" w:sz="4"/>
+              <w:bottom w:val="single" w:color="" w:sz="4"/>
+              <w:right w:val="single" w:color="" w:sz="4"/>
             </w:tcBorders>
             <w:shd w:val="clear" w:color="auto" w:fill="FFFFFF"/>
             <w:tcMar>
@@ -572,10 +572,10 @@
           <w:tcPr>
             <w:tcW w:w="7425" w:type="dxa"/>
             <w:tcBorders>
-              <w:top w:val="single" w:color="000000" w:themeColor="accent6" w:sz="4"/>
-              <w:left w:val="single" w:color="000000" w:themeColor="accent6" w:sz="4"/>
-              <w:bottom w:val="single" w:color="000000" w:themeColor="accent6" w:sz="4"/>
-              <w:right w:val="single" w:color="000000" w:themeColor="accent6" w:sz="4"/>
+              <w:top w:val="single" w:color="" w:sz="4"/>
+              <w:left w:val="single" w:color="" w:sz="4"/>
+              <w:bottom w:val="single" w:color="" w:sz="4"/>
+              <w:right w:val="single" w:color="" w:sz="4"/>
             </w:tcBorders>
             <w:shd w:val="clear" w:color="auto" w:fill="FFFFFF"/>
             <w:tcMar>
@@ -647,10 +647,10 @@
           <w:tcPr>
             <w:tcW w:w="2905" w:type="dxa"/>
             <w:tcBorders>
-              <w:top w:val="single" w:color="000000" w:themeColor="accent6" w:sz="4"/>
-              <w:left w:val="single" w:color="000000" w:themeColor="accent6" w:sz="4"/>
-              <w:bottom w:val="single" w:color="000000" w:themeColor="accent6" w:sz="4"/>
-              <w:right w:val="single" w:color="000000" w:themeColor="accent6" w:sz="4"/>
+              <w:top w:val="single" w:color="" w:sz="4"/>
+              <w:left w:val="single" w:color="" w:sz="4"/>
+              <w:bottom w:val="single" w:color="" w:sz="4"/>
+              <w:right w:val="single" w:color="" w:sz="4"/>
             </w:tcBorders>
             <w:shd w:val="clear" w:color="auto" w:fill="FFFFFF"/>
             <w:tcMar>
@@ -693,10 +693,10 @@
           <w:tcPr>
             <w:tcW w:w="7425" w:type="dxa"/>
             <w:tcBorders>
-              <w:top w:val="single" w:color="000000" w:themeColor="accent6" w:sz="4"/>
-              <w:left w:val="single" w:color="000000" w:themeColor="accent6" w:sz="4"/>
-              <w:bottom w:val="single" w:color="000000" w:themeColor="accent6" w:sz="4"/>
-              <w:right w:val="single" w:color="000000" w:themeColor="accent6" w:sz="4"/>
+              <w:top w:val="single" w:color="" w:sz="4"/>
+              <w:left w:val="single" w:color="" w:sz="4"/>
+              <w:bottom w:val="single" w:color="" w:sz="4"/>
+              <w:right w:val="single" w:color="" w:sz="4"/>
             </w:tcBorders>
             <w:shd w:val="clear" w:color="auto" w:fill="FFFFFF"/>
             <w:tcMar>
@@ -741,10 +741,10 @@
             <w:tcW w:w="10330" w:type="dxa"/>
             <w:gridSpan w:val="2"/>
             <w:tcBorders>
-              <w:top w:val="single" w:color="000000" w:themeColor="accent6" w:sz="4"/>
-              <w:left w:val="single" w:color="000000" w:themeColor="accent6" w:sz="4"/>
-              <w:bottom w:val="single" w:color="000000" w:themeColor="accent6" w:sz="4"/>
-              <w:right w:val="single" w:color="000000" w:themeColor="accent6" w:sz="4"/>
+              <w:top w:val="single" w:color="" w:sz="4"/>
+              <w:left w:val="single" w:color="" w:sz="4"/>
+              <w:bottom w:val="single" w:color="" w:sz="4"/>
+              <w:right w:val="single" w:color="" w:sz="4"/>
             </w:tcBorders>
             <w:shd w:val="clear" w:color="auto" w:fill="FFFFFF"/>
             <w:tcMar>
@@ -795,10 +795,10 @@
             <w:tcW w:w="10330" w:type="dxa"/>
             <w:gridSpan w:val="2"/>
             <w:tcBorders>
-              <w:top w:val="single" w:color="000000" w:themeColor="accent6" w:sz="4"/>
-              <w:left w:val="single" w:color="000000" w:themeColor="accent6" w:sz="4"/>
-              <w:bottom w:val="single" w:color="000000" w:themeColor="accent6" w:sz="4"/>
-              <w:right w:val="single" w:color="000000" w:themeColor="accent6" w:sz="4"/>
+              <w:top w:val="single" w:color="" w:sz="4"/>
+              <w:left w:val="single" w:color="" w:sz="4"/>
+              <w:bottom w:val="single" w:color="" w:sz="4"/>
+              <w:right w:val="single" w:color="" w:sz="4"/>
             </w:tcBorders>
             <w:shd w:val="clear" w:color="auto" w:fill="FFFFFF"/>
             <w:tcMar>
@@ -809,33 +809,31 @@
           </w:tcPr>
           <w:p wp14:textId="77777777">
             <w:pPr>
+              <w:pStyle w:val="ListParagraph"/>
               <w:numPr>
                 <w:ilvl w:val="0"/>
-                <w:numId w:val="25"/>
+                <w:numId w:val="110"/>
               </w:numPr>
               <w:spacing w:before="0" w:after="0" w:line="240" w:lineRule="auto"/>
-              <w:ind w:left="360" w:right="0" w:hanging="360"/>
-              <w:jc w:val="left"/>
-              <w:rPr>
-                <w:rFonts w:ascii="Calibri" w:hAnsi="Calibri" w:eastAsia="Calibri" w:cs="Calibri"/>
-                <w:color w:val="auto"/>
-                <w:spacing w:val="0"/>
-                <w:position w:val="0"/>
-                <w:sz w:val="28"/>
-                <w:szCs w:val="28"/>
-                <w:shd w:val="clear" w:fill="auto"/>
-                <w:lang w:val="en-US"/>
-              </w:rPr>
-            </w:pPr>
-            <w:r>
-              <w:rPr>
-                <w:rFonts w:ascii="Calibri" w:hAnsi="Calibri" w:eastAsia="Calibri" w:cs="Calibri"/>
-                <w:color w:val="auto"/>
-                <w:spacing w:val="0"/>
-                <w:position w:val="0"/>
+              <w:ind w:right="0"/>
+              <w:jc w:val="left"/>
+              <w:rPr>
+                <w:rFonts w:ascii="Calibri" w:hAnsi="Calibri" w:eastAsia="Calibri" w:cs="Calibri"/>
+                <w:color w:val="auto"/>
+                <w:spacing w:val="0"/>
+                <w:position w:val="0"/>
+                <w:sz w:val="28"/>
+                <w:szCs w:val="28"/>
+                <w:shd w:val="clear" w:fill="auto"/>
+                <w:lang w:val="en-US"/>
+              </w:rPr>
+            </w:pPr>
+            <w:r>
+              <w:rPr>
+                <w:rFonts w:ascii="Calibri" w:hAnsi="Calibri" w:eastAsia="Calibri" w:cs="Calibri"/>
+                <w:color w:val="auto"/>
                 <w:sz w:val="14"/>
                 <w:szCs w:val="14"/>
-                <w:shd w:val="clear" w:fill="auto"/>
                 <w:lang w:val="en-US"/>
               </w:rPr>
               <w:t xml:space="preserve"> </w:t>
@@ -844,168 +842,147 @@
               <w:rPr>
                 <w:rFonts w:ascii="Calibri" w:hAnsi="Calibri" w:eastAsia="Calibri" w:cs="Calibri"/>
                 <w:color w:val="auto"/>
-                <w:spacing w:val="0"/>
-                <w:position w:val="0"/>
-                <w:sz w:val="28"/>
-                <w:szCs w:val="28"/>
-                <w:shd w:val="clear" w:fill="auto"/>
-                <w:lang w:val="en-US"/>
-              </w:rPr>
-              <w:t xml:space="preserve">Ator seleciona a opção "Gestão de imóveis" no menu do sistema (</w:t>
+                <w:sz w:val="28"/>
+                <w:szCs w:val="28"/>
+                <w:lang w:val="en-US"/>
+              </w:rPr>
+              <w:t>Ator seleciona a opção "Gestão de imóveis" no menu do sistema (</w:t>
             </w:r>
             <w:r>
               <w:rPr>
                 <w:rFonts w:ascii="Calibri" w:hAnsi="Calibri" w:eastAsia="Calibri" w:cs="Calibri"/>
                 <w:color w:val="FF0000"/>
-                <w:spacing w:val="0"/>
-                <w:position w:val="0"/>
-                <w:sz w:val="28"/>
-                <w:szCs w:val="28"/>
-                <w:shd w:val="clear" w:fill="auto"/>
-                <w:lang w:val="en-US"/>
-              </w:rPr>
-              <w:t xml:space="preserve">Tela_001.1</w:t>
-            </w:r>
-            <w:r>
-              <w:rPr>
-                <w:rFonts w:ascii="Calibri" w:hAnsi="Calibri" w:eastAsia="Calibri" w:cs="Calibri"/>
-                <w:color w:val="auto"/>
-                <w:spacing w:val="0"/>
-                <w:position w:val="0"/>
-                <w:sz w:val="28"/>
-                <w:szCs w:val="28"/>
-                <w:shd w:val="clear" w:fill="auto"/>
-                <w:lang w:val="en-US"/>
-              </w:rPr>
-              <w:t xml:space="preserve">).</w:t>
-            </w:r>
-          </w:p>
-          <w:p wp14:textId="77777777">
-            <w:pPr>
+                <w:sz w:val="28"/>
+                <w:szCs w:val="28"/>
+                <w:lang w:val="en-US"/>
+              </w:rPr>
+              <w:t>Tela_001.1</w:t>
+            </w:r>
+            <w:r>
+              <w:rPr>
+                <w:rFonts w:ascii="Calibri" w:hAnsi="Calibri" w:eastAsia="Calibri" w:cs="Calibri"/>
+                <w:color w:val="auto"/>
+                <w:sz w:val="28"/>
+                <w:szCs w:val="28"/>
+                <w:lang w:val="en-US"/>
+              </w:rPr>
+              <w:t>).</w:t>
+            </w:r>
+          </w:p>
+          <w:p wp14:textId="77777777">
+            <w:pPr>
+              <w:pStyle w:val="ListParagraph"/>
               <w:numPr>
                 <w:ilvl w:val="0"/>
-                <w:numId w:val="25"/>
+                <w:numId w:val="110"/>
               </w:numPr>
               <w:spacing w:before="0" w:after="0" w:line="240" w:lineRule="auto"/>
-              <w:ind w:left="360" w:right="0" w:hanging="360"/>
-              <w:jc w:val="left"/>
-              <w:rPr>
-                <w:rFonts w:ascii="Calibri" w:hAnsi="Calibri" w:eastAsia="Calibri" w:cs="Calibri"/>
-                <w:color w:val="auto"/>
-                <w:spacing w:val="0"/>
-                <w:position w:val="0"/>
-                <w:sz w:val="28"/>
-                <w:szCs w:val="28"/>
-                <w:shd w:val="clear" w:fill="auto"/>
-                <w:lang w:val="en-US"/>
-              </w:rPr>
-            </w:pPr>
-            <w:r>
-              <w:rPr>
-                <w:rFonts w:ascii="Calibri" w:hAnsi="Calibri" w:eastAsia="Calibri" w:cs="Calibri"/>
-                <w:color w:val="auto"/>
-                <w:spacing w:val="0"/>
-                <w:position w:val="0"/>
-                <w:sz w:val="28"/>
-                <w:szCs w:val="28"/>
-                <w:shd w:val="clear" w:fill="auto"/>
-                <w:lang w:val="en-US"/>
-              </w:rPr>
-              <w:t xml:space="preserve">Sistema exibe tela listando todos os anúncios de imóveis cadastrados pelo proprietário(</w:t>
+              <w:ind w:right="0"/>
+              <w:jc w:val="left"/>
+              <w:rPr>
+                <w:rFonts w:ascii="Calibri" w:hAnsi="Calibri" w:eastAsia="Calibri" w:cs="Calibri"/>
+                <w:color w:val="auto"/>
+                <w:spacing w:val="0"/>
+                <w:position w:val="0"/>
+                <w:sz w:val="28"/>
+                <w:szCs w:val="28"/>
+                <w:shd w:val="clear" w:fill="auto"/>
+                <w:lang w:val="en-US"/>
+              </w:rPr>
+            </w:pPr>
+            <w:r>
+              <w:rPr>
+                <w:rFonts w:ascii="Calibri" w:hAnsi="Calibri" w:eastAsia="Calibri" w:cs="Calibri"/>
+                <w:color w:val="auto"/>
+                <w:sz w:val="28"/>
+                <w:szCs w:val="28"/>
+                <w:lang w:val="en-US"/>
+              </w:rPr>
+              <w:t>Sistema exibe tela listando todos os anúncios de imóveis cadastrados pelo proprietário(</w:t>
             </w:r>
             <w:r>
               <w:rPr>
                 <w:rFonts w:ascii="Calibri" w:hAnsi="Calibri" w:eastAsia="Calibri" w:cs="Calibri"/>
                 <w:color w:val="FF0000"/>
-                <w:spacing w:val="0"/>
-                <w:position w:val="0"/>
-                <w:sz w:val="28"/>
-                <w:szCs w:val="28"/>
-                <w:shd w:val="clear" w:fill="auto"/>
-                <w:lang w:val="en-US"/>
-              </w:rPr>
-              <w:t xml:space="preserve">Tela_010</w:t>
-            </w:r>
-            <w:r>
-              <w:rPr>
-                <w:rFonts w:ascii="Calibri" w:hAnsi="Calibri" w:eastAsia="Calibri" w:cs="Calibri"/>
-                <w:color w:val="auto"/>
-                <w:spacing w:val="0"/>
-                <w:position w:val="0"/>
-                <w:sz w:val="28"/>
-                <w:szCs w:val="28"/>
-                <w:shd w:val="clear" w:fill="auto"/>
-                <w:lang w:val="en-US"/>
-              </w:rPr>
-              <w:t xml:space="preserve">).</w:t>
-            </w:r>
-          </w:p>
-          <w:p wp14:textId="77777777">
-            <w:pPr>
+                <w:sz w:val="28"/>
+                <w:szCs w:val="28"/>
+                <w:lang w:val="en-US"/>
+              </w:rPr>
+              <w:t>Tela_010</w:t>
+            </w:r>
+            <w:r>
+              <w:rPr>
+                <w:rFonts w:ascii="Calibri" w:hAnsi="Calibri" w:eastAsia="Calibri" w:cs="Calibri"/>
+                <w:color w:val="auto"/>
+                <w:sz w:val="28"/>
+                <w:szCs w:val="28"/>
+                <w:lang w:val="en-US"/>
+              </w:rPr>
+              <w:t>).</w:t>
+            </w:r>
+          </w:p>
+          <w:p wp14:textId="77777777">
+            <w:pPr>
+              <w:pStyle w:val="ListParagraph"/>
               <w:numPr>
                 <w:ilvl w:val="0"/>
-                <w:numId w:val="25"/>
+                <w:numId w:val="110"/>
               </w:numPr>
               <w:spacing w:before="0" w:after="0" w:line="240" w:lineRule="auto"/>
-              <w:ind w:left="360" w:right="0" w:hanging="360"/>
-              <w:jc w:val="left"/>
-              <w:rPr>
-                <w:rFonts w:ascii="Calibri" w:hAnsi="Calibri" w:eastAsia="Calibri" w:cs="Calibri"/>
-                <w:color w:val="auto"/>
-                <w:spacing w:val="0"/>
-                <w:position w:val="0"/>
-                <w:sz w:val="28"/>
-                <w:szCs w:val="28"/>
-                <w:shd w:val="clear" w:fill="auto"/>
-                <w:lang w:val="en-US"/>
-              </w:rPr>
-            </w:pPr>
-            <w:r>
-              <w:rPr>
-                <w:rFonts w:ascii="Calibri" w:hAnsi="Calibri" w:eastAsia="Calibri" w:cs="Calibri"/>
-                <w:color w:val="auto"/>
-                <w:spacing w:val="0"/>
-                <w:position w:val="0"/>
-                <w:sz w:val="28"/>
-                <w:szCs w:val="28"/>
-                <w:shd w:val="clear" w:fill="auto"/>
-                <w:lang w:val="en-US"/>
-              </w:rPr>
-              <w:t xml:space="preserve">Ator seleciona uma das opções disponibilizadas pelo sistema.</w:t>
-            </w:r>
-          </w:p>
-          <w:p wp14:textId="77777777">
-            <w:pPr>
+              <w:ind w:right="0"/>
+              <w:jc w:val="left"/>
+              <w:rPr>
+                <w:rFonts w:ascii="Calibri" w:hAnsi="Calibri" w:eastAsia="Calibri" w:cs="Calibri"/>
+                <w:color w:val="auto"/>
+                <w:spacing w:val="0"/>
+                <w:position w:val="0"/>
+                <w:sz w:val="28"/>
+                <w:szCs w:val="28"/>
+                <w:shd w:val="clear" w:fill="auto"/>
+                <w:lang w:val="en-US"/>
+              </w:rPr>
+            </w:pPr>
+            <w:r>
+              <w:rPr>
+                <w:rFonts w:ascii="Calibri" w:hAnsi="Calibri" w:eastAsia="Calibri" w:cs="Calibri"/>
+                <w:color w:val="auto"/>
+                <w:sz w:val="28"/>
+                <w:szCs w:val="28"/>
+                <w:lang w:val="en-US"/>
+              </w:rPr>
+              <w:t>Ator seleciona uma das opções disponibilizadas pelo sistema.</w:t>
+            </w:r>
+          </w:p>
+          <w:p wp14:textId="77777777">
+            <w:pPr>
+              <w:pStyle w:val="ListParagraph"/>
               <w:numPr>
                 <w:ilvl w:val="0"/>
-                <w:numId w:val="25"/>
+                <w:numId w:val="110"/>
               </w:numPr>
               <w:spacing w:before="0" w:after="0" w:line="240" w:lineRule="auto"/>
-              <w:ind w:left="360" w:right="0" w:hanging="360"/>
-              <w:jc w:val="left"/>
-              <w:rPr>
-                <w:rFonts w:ascii="Calibri" w:hAnsi="Calibri" w:eastAsia="Calibri" w:cs="Calibri"/>
-                <w:color w:val="auto"/>
-                <w:spacing w:val="0"/>
-                <w:position w:val="0"/>
-                <w:sz w:val="28"/>
-                <w:szCs w:val="28"/>
-                <w:shd w:val="clear" w:fill="auto"/>
-                <w:lang w:val="en-US"/>
-              </w:rPr>
-            </w:pPr>
-            <w:r>
-              <w:rPr>
-                <w:rFonts w:ascii="Calibri" w:hAnsi="Calibri" w:eastAsia="Calibri" w:cs="Calibri"/>
-                <w:color w:val="auto"/>
-                <w:spacing w:val="0"/>
-                <w:position w:val="0"/>
-                <w:sz w:val="28"/>
-                <w:szCs w:val="28"/>
-                <w:shd w:val="clear" w:fill="auto"/>
-                <w:lang w:val="en-US"/>
-              </w:rPr>
-              <w:t xml:space="preserve">Caso a opção seja:</w:t>
+              <w:ind w:right="0"/>
+              <w:jc w:val="left"/>
+              <w:rPr>
+                <w:rFonts w:ascii="Calibri" w:hAnsi="Calibri" w:eastAsia="Calibri" w:cs="Calibri"/>
+                <w:color w:val="auto"/>
+                <w:spacing w:val="0"/>
+                <w:position w:val="0"/>
+                <w:sz w:val="28"/>
+                <w:szCs w:val="28"/>
+                <w:shd w:val="clear" w:fill="auto"/>
+                <w:lang w:val="en-US"/>
+              </w:rPr>
+            </w:pPr>
+            <w:r>
+              <w:rPr>
+                <w:rFonts w:ascii="Calibri" w:hAnsi="Calibri" w:eastAsia="Calibri" w:cs="Calibri"/>
+                <w:color w:val="auto"/>
+                <w:sz w:val="28"/>
+                <w:szCs w:val="28"/>
+                <w:lang w:val="en-US"/>
+              </w:rPr>
+              <w:t>Caso a opção seja:</w:t>
             </w:r>
           </w:p>
           <w:p wp14:textId="77777777">
@@ -1409,10 +1386,10 @@
           <w:tcPr>
             <w:tcW w:w="2905" w:type="dxa"/>
             <w:tcBorders>
-              <w:top w:val="single" w:color="000000" w:themeColor="accent6" w:sz="4"/>
-              <w:left w:val="single" w:color="000000" w:themeColor="accent6" w:sz="4"/>
-              <w:bottom w:val="single" w:color="000000" w:themeColor="accent6" w:sz="4"/>
-              <w:right w:val="single" w:color="000000" w:themeColor="accent6" w:sz="4"/>
+              <w:top w:val="single" w:color="" w:sz="4"/>
+              <w:left w:val="single" w:color="" w:sz="4"/>
+              <w:bottom w:val="single" w:color="" w:sz="4"/>
+              <w:right w:val="single" w:color="" w:sz="4"/>
             </w:tcBorders>
             <w:shd w:val="clear" w:color="auto" w:fill="FFFFFF"/>
             <w:tcMar>
@@ -1455,10 +1432,10 @@
           <w:tcPr>
             <w:tcW w:w="7425" w:type="dxa"/>
             <w:tcBorders>
-              <w:top w:val="single" w:color="000000" w:themeColor="accent6" w:sz="4"/>
-              <w:left w:val="single" w:color="000000" w:themeColor="accent6" w:sz="4"/>
-              <w:bottom w:val="single" w:color="000000" w:themeColor="accent6" w:sz="4"/>
-              <w:right w:val="single" w:color="000000" w:themeColor="accent6" w:sz="4"/>
+              <w:top w:val="single" w:color="" w:sz="4"/>
+              <w:left w:val="single" w:color="" w:sz="4"/>
+              <w:bottom w:val="single" w:color="" w:sz="4"/>
+              <w:right w:val="single" w:color="" w:sz="4"/>
             </w:tcBorders>
             <w:shd w:val="clear" w:color="auto" w:fill="FFFFFF"/>
             <w:tcMar>
@@ -1506,10 +1483,10 @@
             <w:tcW w:w="10330" w:type="dxa"/>
             <w:gridSpan w:val="2"/>
             <w:tcBorders>
-              <w:top w:val="single" w:color="000000" w:themeColor="accent6" w:sz="4"/>
-              <w:left w:val="single" w:color="000000" w:themeColor="accent6" w:sz="4"/>
-              <w:bottom w:val="single" w:color="000000" w:themeColor="accent6" w:sz="4"/>
-              <w:right w:val="single" w:color="000000" w:themeColor="accent6" w:sz="4"/>
+              <w:top w:val="single" w:color="" w:sz="4"/>
+              <w:left w:val="single" w:color="" w:sz="4"/>
+              <w:bottom w:val="single" w:color="" w:sz="4"/>
+              <w:right w:val="single" w:color="" w:sz="4"/>
             </w:tcBorders>
             <w:shd w:val="clear" w:color="auto" w:fill="FFFFFF"/>
             <w:tcMar>
@@ -1560,10 +1537,10 @@
             <w:tcW w:w="10330" w:type="dxa"/>
             <w:gridSpan w:val="2"/>
             <w:tcBorders>
-              <w:top w:val="single" w:color="000000" w:themeColor="accent6" w:sz="4"/>
-              <w:left w:val="single" w:color="000000" w:themeColor="accent6" w:sz="4"/>
-              <w:bottom w:val="single" w:color="000000" w:themeColor="accent6" w:sz="4"/>
-              <w:right w:val="single" w:color="000000" w:themeColor="accent6" w:sz="4"/>
+              <w:top w:val="single" w:color="" w:sz="4"/>
+              <w:left w:val="single" w:color="" w:sz="4"/>
+              <w:bottom w:val="single" w:color="" w:sz="4"/>
+              <w:right w:val="single" w:color="" w:sz="4"/>
             </w:tcBorders>
             <w:shd w:val="clear" w:color="auto" w:fill="FFFFFF"/>
             <w:tcMar>
@@ -1574,14 +1551,21 @@
           </w:tcPr>
           <w:p>
             <w:pPr>
+              <w:pStyle w:val="ListParagraph"/>
               <w:numPr>
                 <w:ilvl w:val="0"/>
-                <w:numId w:val="38"/>
+                <w:numId w:val="111"/>
               </w:numPr>
               <w:spacing w:before="0" w:after="0" w:line="240" w:lineRule="auto"/>
-              <w:ind w:left="360" w:right="0" w:hanging="360"/>
-              <w:jc w:val="left"/>
-              <w:rPr/>
+              <w:ind w:right="0"/>
+              <w:jc w:val="left"/>
+              <w:rPr>
+                <w:rFonts w:ascii="Calibri" w:hAnsi="Calibri" w:eastAsia="Calibri" w:cs="Calibri"/>
+                <w:noProof w:val="0"/>
+                <w:sz w:val="28"/>
+                <w:szCs w:val="28"/>
+                <w:lang w:val="en-US"/>
+              </w:rPr>
             </w:pPr>
             <w:r>
               <w:rPr>
@@ -1617,12 +1601,13 @@
           </w:p>
           <w:p wp14:textId="77777777">
             <w:pPr>
+              <w:pStyle w:val="ListParagraph"/>
               <w:numPr>
                 <w:ilvl w:val="0"/>
-                <w:numId w:val="38"/>
+                <w:numId w:val="111"/>
               </w:numPr>
               <w:spacing w:before="0" w:after="0" w:line="240" w:lineRule="auto"/>
-              <w:ind w:left="360" w:right="0" w:hanging="360"/>
+              <w:ind w:right="0"/>
               <w:jc w:val="left"/>
               <w:rPr>
                 <w:rFonts w:ascii="Calibri" w:hAnsi="Calibri" w:eastAsia="Calibri" w:cs="Calibri"/>
@@ -1677,12 +1662,13 @@
           </w:p>
           <w:p wp14:textId="77777777">
             <w:pPr>
+              <w:pStyle w:val="ListParagraph"/>
               <w:numPr>
                 <w:ilvl w:val="0"/>
-                <w:numId w:val="38"/>
+                <w:numId w:val="111"/>
               </w:numPr>
               <w:spacing w:before="0" w:after="0" w:line="240" w:lineRule="auto"/>
-              <w:ind w:left="360" w:right="0" w:hanging="360"/>
+              <w:ind w:right="0"/>
               <w:jc w:val="left"/>
               <w:rPr>
                 <w:rFonts w:ascii="Calibri" w:hAnsi="Calibri" w:eastAsia="Calibri" w:cs="Calibri"/>
@@ -1711,12 +1697,13 @@
           </w:p>
           <w:p wp14:textId="77777777">
             <w:pPr>
+              <w:pStyle w:val="ListParagraph"/>
               <w:numPr>
                 <w:ilvl w:val="0"/>
-                <w:numId w:val="38"/>
+                <w:numId w:val="111"/>
               </w:numPr>
               <w:spacing w:before="0" w:after="0" w:line="240" w:lineRule="auto"/>
-              <w:ind w:left="360" w:right="0" w:hanging="360"/>
+              <w:ind w:right="0"/>
               <w:jc w:val="left"/>
               <w:rPr>
                 <w:rFonts w:ascii="Calibri" w:hAnsi="Calibri" w:eastAsia="Calibri" w:cs="Calibri"/>
@@ -1746,12 +1733,13 @@
           </w:p>
           <w:p wp14:textId="77777777">
             <w:pPr>
+              <w:pStyle w:val="ListParagraph"/>
               <w:numPr>
                 <w:ilvl w:val="0"/>
-                <w:numId w:val="38"/>
+                <w:numId w:val="111"/>
               </w:numPr>
               <w:spacing w:before="0" w:after="0" w:line="240" w:lineRule="auto"/>
-              <w:ind w:left="360" w:right="0" w:hanging="360"/>
+              <w:ind w:right="0"/>
               <w:jc w:val="left"/>
               <w:rPr>
                 <w:rFonts w:ascii="Calibri" w:hAnsi="Calibri" w:eastAsia="Calibri" w:cs="Calibri"/>
@@ -1780,17 +1768,20 @@
           </w:p>
           <w:p wp14:textId="77777777">
             <w:pPr>
+              <w:pStyle w:val="ListParagraph"/>
               <w:numPr>
                 <w:ilvl w:val="0"/>
-                <w:numId w:val="38"/>
+                <w:numId w:val="111"/>
               </w:numPr>
               <w:spacing w:before="0" w:after="0" w:line="240" w:lineRule="auto"/>
-              <w:ind w:left="360" w:right="0" w:hanging="360"/>
-              <w:jc w:val="left"/>
-              <w:rPr>
-                <w:rFonts w:ascii="Calibri" w:hAnsi="Calibri" w:eastAsia="Calibri" w:cs="Calibri"/>
-                <w:spacing w:val="0"/>
-                <w:position w:val="0"/>
+              <w:ind w:right="0"/>
+              <w:jc w:val="left"/>
+              <w:rPr>
+                <w:rFonts w:ascii="Calibri" w:hAnsi="Calibri" w:eastAsia="Calibri" w:cs="Calibri"/>
+                <w:spacing w:val="0"/>
+                <w:position w:val="0"/>
+                <w:sz w:val="28"/>
+                <w:szCs w:val="28"/>
                 <w:lang w:val="en-US"/>
               </w:rPr>
             </w:pPr>
@@ -1820,10 +1811,10 @@
             <w:tcW w:w="10330" w:type="dxa"/>
             <w:gridSpan w:val="2"/>
             <w:tcBorders>
-              <w:top w:val="single" w:color="000000" w:themeColor="accent6" w:sz="4"/>
-              <w:left w:val="single" w:color="000000" w:themeColor="accent6" w:sz="4"/>
-              <w:bottom w:val="single" w:color="000000" w:themeColor="accent6" w:sz="4"/>
-              <w:right w:val="single" w:color="000000" w:themeColor="accent6" w:sz="4"/>
+              <w:top w:val="single" w:color="" w:sz="4"/>
+              <w:left w:val="single" w:color="" w:sz="4"/>
+              <w:bottom w:val="single" w:color="" w:sz="4"/>
+              <w:right w:val="single" w:color="" w:sz="4"/>
             </w:tcBorders>
             <w:shd w:val="clear" w:color="auto" w:fill="FFFFFF"/>
             <w:tcMar>
@@ -1873,10 +1864,10 @@
             <w:tcW w:w="10330" w:type="dxa"/>
             <w:gridSpan w:val="2"/>
             <w:tcBorders>
-              <w:top w:val="single" w:color="000000" w:themeColor="accent6" w:sz="4"/>
-              <w:left w:val="single" w:color="000000" w:themeColor="accent6" w:sz="4"/>
-              <w:bottom w:val="single" w:color="000000" w:themeColor="accent6" w:sz="4"/>
-              <w:right w:val="single" w:color="000000" w:themeColor="accent6" w:sz="4"/>
+              <w:top w:val="single" w:color="" w:sz="4"/>
+              <w:left w:val="single" w:color="" w:sz="4"/>
+              <w:bottom w:val="single" w:color="" w:sz="4"/>
+              <w:right w:val="single" w:color="" w:sz="4"/>
             </w:tcBorders>
             <w:shd w:val="clear" w:color="auto" w:fill="FFFFFF"/>
             <w:tcMar>
@@ -2068,10 +2059,10 @@
           <w:tcPr>
             <w:tcW w:w="2905" w:type="dxa"/>
             <w:tcBorders>
-              <w:top w:val="single" w:color="000000" w:themeColor="accent6" w:sz="4"/>
-              <w:left w:val="single" w:color="000000" w:themeColor="accent6" w:sz="4"/>
-              <w:bottom w:val="single" w:color="000000" w:themeColor="accent6" w:sz="4"/>
-              <w:right w:val="single" w:color="000000" w:themeColor="accent6" w:sz="4"/>
+              <w:top w:val="single" w:color="" w:sz="4"/>
+              <w:left w:val="single" w:color="" w:sz="4"/>
+              <w:bottom w:val="single" w:color="" w:sz="4"/>
+              <w:right w:val="single" w:color="" w:sz="4"/>
             </w:tcBorders>
             <w:shd w:val="clear" w:color="auto" w:fill="FFFFFF"/>
             <w:tcMar>
@@ -2114,10 +2105,10 @@
           <w:tcPr>
             <w:tcW w:w="7425" w:type="dxa"/>
             <w:tcBorders>
-              <w:top w:val="single" w:color="000000" w:themeColor="accent6" w:sz="4"/>
-              <w:left w:val="single" w:color="000000" w:themeColor="accent6" w:sz="4"/>
-              <w:bottom w:val="single" w:color="000000" w:themeColor="accent6" w:sz="4"/>
-              <w:right w:val="single" w:color="000000" w:themeColor="accent6" w:sz="4"/>
+              <w:top w:val="single" w:color="" w:sz="4"/>
+              <w:left w:val="single" w:color="" w:sz="4"/>
+              <w:bottom w:val="single" w:color="" w:sz="4"/>
+              <w:right w:val="single" w:color="" w:sz="4"/>
             </w:tcBorders>
             <w:shd w:val="clear" w:color="auto" w:fill="FFFFFF"/>
             <w:tcMar>
@@ -2165,10 +2156,10 @@
             <w:tcW w:w="10330" w:type="dxa"/>
             <w:gridSpan w:val="2"/>
             <w:tcBorders>
-              <w:top w:val="single" w:color="000000" w:themeColor="accent6" w:sz="4"/>
-              <w:left w:val="single" w:color="000000" w:themeColor="accent6" w:sz="4"/>
-              <w:bottom w:val="single" w:color="000000" w:themeColor="accent6" w:sz="4"/>
-              <w:right w:val="single" w:color="000000" w:themeColor="accent6" w:sz="4"/>
+              <w:top w:val="single" w:color="" w:sz="4"/>
+              <w:left w:val="single" w:color="" w:sz="4"/>
+              <w:bottom w:val="single" w:color="" w:sz="4"/>
+              <w:right w:val="single" w:color="" w:sz="4"/>
             </w:tcBorders>
             <w:shd w:val="clear" w:color="auto" w:fill="FFFFFF"/>
             <w:tcMar>
@@ -2219,10 +2210,10 @@
             <w:tcW w:w="10330" w:type="dxa"/>
             <w:gridSpan w:val="2"/>
             <w:tcBorders>
-              <w:top w:val="single" w:color="000000" w:themeColor="accent6" w:sz="4"/>
-              <w:left w:val="single" w:color="000000" w:themeColor="accent6" w:sz="4"/>
-              <w:bottom w:val="single" w:color="000000" w:themeColor="accent6" w:sz="4"/>
-              <w:right w:val="single" w:color="000000" w:themeColor="accent6" w:sz="4"/>
+              <w:top w:val="single" w:color="" w:sz="4"/>
+              <w:left w:val="single" w:color="" w:sz="4"/>
+              <w:bottom w:val="single" w:color="" w:sz="4"/>
+              <w:right w:val="single" w:color="" w:sz="4"/>
             </w:tcBorders>
             <w:shd w:val="clear" w:color="auto" w:fill="FFFFFF"/>
             <w:tcMar>
@@ -2233,12 +2224,13 @@
           </w:tcPr>
           <w:p wp14:textId="77777777">
             <w:pPr>
+              <w:pStyle w:val="ListParagraph"/>
               <w:numPr>
                 <w:ilvl w:val="0"/>
-                <w:numId w:val="55"/>
+                <w:numId w:val="112"/>
               </w:numPr>
               <w:spacing w:before="0" w:after="0" w:line="240" w:lineRule="auto"/>
-              <w:ind w:left="0" w:right="0" w:firstLine="0"/>
+              <w:ind w:right="0"/>
               <w:jc w:val="left"/>
               <w:rPr>
                 <w:rFonts w:ascii="Calibri" w:hAnsi="Calibri" w:eastAsia="Calibri" w:cs="Calibri"/>
@@ -2267,17 +2259,20 @@
           </w:p>
           <w:p wp14:textId="77777777">
             <w:pPr>
+              <w:pStyle w:val="ListParagraph"/>
               <w:numPr>
                 <w:ilvl w:val="0"/>
-                <w:numId w:val="55"/>
+                <w:numId w:val="112"/>
               </w:numPr>
               <w:spacing w:before="0" w:after="0" w:line="240" w:lineRule="auto"/>
-              <w:ind w:left="0" w:right="0" w:firstLine="0"/>
-              <w:jc w:val="left"/>
-              <w:rPr>
-                <w:rFonts w:ascii="Calibri" w:hAnsi="Calibri" w:eastAsia="Calibri" w:cs="Calibri"/>
-                <w:spacing w:val="0"/>
-                <w:position w:val="0"/>
+              <w:ind w:right="0"/>
+              <w:jc w:val="left"/>
+              <w:rPr>
+                <w:rFonts w:ascii="Calibri" w:hAnsi="Calibri" w:eastAsia="Calibri" w:cs="Calibri"/>
+                <w:spacing w:val="0"/>
+                <w:position w:val="0"/>
+                <w:sz w:val="28"/>
+                <w:szCs w:val="28"/>
                 <w:lang w:val="en-US"/>
               </w:rPr>
             </w:pPr>
@@ -2419,10 +2414,10 @@
           <w:tcPr>
             <w:tcW w:w="2905" w:type="dxa"/>
             <w:tcBorders>
-              <w:top w:val="single" w:color="000000" w:themeColor="accent6" w:sz="4"/>
-              <w:left w:val="single" w:color="000000" w:themeColor="accent6" w:sz="4"/>
-              <w:bottom w:val="single" w:color="000000" w:themeColor="accent6" w:sz="4"/>
-              <w:right w:val="single" w:color="000000" w:themeColor="accent6" w:sz="4"/>
+              <w:top w:val="single" w:color="" w:sz="4"/>
+              <w:left w:val="single" w:color="" w:sz="4"/>
+              <w:bottom w:val="single" w:color="" w:sz="4"/>
+              <w:right w:val="single" w:color="" w:sz="4"/>
             </w:tcBorders>
             <w:shd w:val="clear" w:color="auto" w:fill="FFFFFF"/>
             <w:tcMar>
@@ -2465,10 +2460,10 @@
           <w:tcPr>
             <w:tcW w:w="7425" w:type="dxa"/>
             <w:tcBorders>
-              <w:top w:val="single" w:color="000000" w:themeColor="accent6" w:sz="4"/>
-              <w:left w:val="single" w:color="000000" w:themeColor="accent6" w:sz="4"/>
-              <w:bottom w:val="single" w:color="000000" w:themeColor="accent6" w:sz="4"/>
-              <w:right w:val="single" w:color="000000" w:themeColor="accent6" w:sz="4"/>
+              <w:top w:val="single" w:color="" w:sz="4"/>
+              <w:left w:val="single" w:color="" w:sz="4"/>
+              <w:bottom w:val="single" w:color="" w:sz="4"/>
+              <w:right w:val="single" w:color="" w:sz="4"/>
             </w:tcBorders>
             <w:shd w:val="clear" w:color="auto" w:fill="FFFFFF"/>
             <w:tcMar>
@@ -2516,10 +2511,10 @@
             <w:tcW w:w="10330" w:type="dxa"/>
             <w:gridSpan w:val="2"/>
             <w:tcBorders>
-              <w:top w:val="single" w:color="000000" w:themeColor="accent6" w:sz="4"/>
-              <w:left w:val="single" w:color="000000" w:themeColor="accent6" w:sz="4"/>
-              <w:bottom w:val="single" w:color="000000" w:themeColor="accent6" w:sz="4"/>
-              <w:right w:val="single" w:color="000000" w:themeColor="accent6" w:sz="4"/>
+              <w:top w:val="single" w:color="" w:sz="4"/>
+              <w:left w:val="single" w:color="" w:sz="4"/>
+              <w:bottom w:val="single" w:color="" w:sz="4"/>
+              <w:right w:val="single" w:color="" w:sz="4"/>
             </w:tcBorders>
             <w:shd w:val="clear" w:color="auto" w:fill="FFFFFF"/>
             <w:tcMar>
@@ -2570,10 +2565,10 @@
             <w:tcW w:w="10330" w:type="dxa"/>
             <w:gridSpan w:val="2"/>
             <w:tcBorders>
-              <w:top w:val="single" w:color="000000" w:themeColor="accent6" w:sz="4"/>
-              <w:left w:val="single" w:color="000000" w:themeColor="accent6" w:sz="4"/>
-              <w:bottom w:val="single" w:color="000000" w:themeColor="accent6" w:sz="4"/>
-              <w:right w:val="single" w:color="000000" w:themeColor="accent6" w:sz="4"/>
+              <w:top w:val="single" w:color="" w:sz="4"/>
+              <w:left w:val="single" w:color="" w:sz="4"/>
+              <w:bottom w:val="single" w:color="" w:sz="4"/>
+              <w:right w:val="single" w:color="" w:sz="4"/>
             </w:tcBorders>
             <w:shd w:val="clear" w:color="auto" w:fill="FFFFFF"/>
             <w:tcMar>
@@ -2584,12 +2579,13 @@
           </w:tcPr>
           <w:p wp14:textId="77777777">
             <w:pPr>
+              <w:pStyle w:val="ListParagraph"/>
               <w:numPr>
                 <w:ilvl w:val="0"/>
-                <w:numId w:val="66"/>
+                <w:numId w:val="113"/>
               </w:numPr>
               <w:spacing w:before="0" w:after="0" w:line="240" w:lineRule="auto"/>
-              <w:ind w:left="360" w:right="0" w:hanging="360"/>
+              <w:ind w:right="0"/>
               <w:jc w:val="left"/>
               <w:rPr>
                 <w:rFonts w:ascii="Calibri" w:hAnsi="Calibri" w:eastAsia="Calibri" w:cs="Calibri"/>
@@ -2644,12 +2640,13 @@
           </w:p>
           <w:p wp14:textId="77777777">
             <w:pPr>
+              <w:pStyle w:val="ListParagraph"/>
               <w:numPr>
                 <w:ilvl w:val="0"/>
-                <w:numId w:val="66"/>
+                <w:numId w:val="113"/>
               </w:numPr>
               <w:spacing w:before="0" w:after="0" w:line="240" w:lineRule="auto"/>
-              <w:ind w:left="360" w:right="0" w:hanging="360"/>
+              <w:ind w:right="0"/>
               <w:jc w:val="left"/>
               <w:rPr>
                 <w:rFonts w:ascii="Calibri" w:hAnsi="Calibri" w:eastAsia="Calibri" w:cs="Calibri"/>
@@ -2678,12 +2675,13 @@
           </w:p>
           <w:p wp14:textId="77777777">
             <w:pPr>
+              <w:pStyle w:val="ListParagraph"/>
               <w:numPr>
                 <w:ilvl w:val="0"/>
-                <w:numId w:val="66"/>
+                <w:numId w:val="113"/>
               </w:numPr>
               <w:spacing w:before="0" w:after="0" w:line="240" w:lineRule="auto"/>
-              <w:ind w:left="360" w:right="0" w:hanging="360"/>
+              <w:ind w:right="0"/>
               <w:jc w:val="left"/>
               <w:rPr>
                 <w:rFonts w:ascii="Calibri" w:hAnsi="Calibri" w:eastAsia="Calibri" w:cs="Calibri"/>
@@ -2712,17 +2710,20 @@
           </w:p>
           <w:p wp14:textId="77777777">
             <w:pPr>
+              <w:pStyle w:val="ListParagraph"/>
               <w:numPr>
                 <w:ilvl w:val="0"/>
-                <w:numId w:val="66"/>
+                <w:numId w:val="113"/>
               </w:numPr>
               <w:spacing w:before="0" w:after="0" w:line="240" w:lineRule="auto"/>
-              <w:ind w:left="360" w:right="0" w:hanging="360"/>
-              <w:jc w:val="left"/>
-              <w:rPr>
-                <w:rFonts w:ascii="Calibri" w:hAnsi="Calibri" w:eastAsia="Calibri" w:cs="Calibri"/>
-                <w:spacing w:val="0"/>
-                <w:position w:val="0"/>
+              <w:ind w:right="0"/>
+              <w:jc w:val="left"/>
+              <w:rPr>
+                <w:rFonts w:ascii="Calibri" w:hAnsi="Calibri" w:eastAsia="Calibri" w:cs="Calibri"/>
+                <w:spacing w:val="0"/>
+                <w:position w:val="0"/>
+                <w:sz w:val="28"/>
+                <w:szCs w:val="28"/>
                 <w:lang w:val="en-US"/>
               </w:rPr>
             </w:pPr>
@@ -2752,10 +2753,10 @@
             <w:tcW w:w="10330" w:type="dxa"/>
             <w:gridSpan w:val="2"/>
             <w:tcBorders>
-              <w:top w:val="single" w:color="000000" w:themeColor="accent6" w:sz="4"/>
-              <w:left w:val="single" w:color="000000" w:themeColor="accent6" w:sz="4"/>
-              <w:bottom w:val="single" w:color="000000" w:themeColor="accent6" w:sz="4"/>
-              <w:right w:val="single" w:color="000000" w:themeColor="accent6" w:sz="4"/>
+              <w:top w:val="single" w:color="" w:sz="4"/>
+              <w:left w:val="single" w:color="" w:sz="4"/>
+              <w:bottom w:val="single" w:color="" w:sz="4"/>
+              <w:right w:val="single" w:color="" w:sz="4"/>
             </w:tcBorders>
             <w:shd w:val="clear" w:color="auto" w:fill="FFFFFF"/>
             <w:tcMar>
@@ -2805,10 +2806,10 @@
             <w:tcW w:w="10330" w:type="dxa"/>
             <w:gridSpan w:val="2"/>
             <w:tcBorders>
-              <w:top w:val="single" w:color="000000" w:themeColor="accent6" w:sz="4"/>
-              <w:left w:val="single" w:color="000000" w:themeColor="accent6" w:sz="4"/>
-              <w:bottom w:val="single" w:color="000000" w:themeColor="accent6" w:sz="4"/>
-              <w:right w:val="single" w:color="000000" w:themeColor="accent6" w:sz="4"/>
+              <w:top w:val="single" w:color="" w:sz="4"/>
+              <w:left w:val="single" w:color="" w:sz="4"/>
+              <w:bottom w:val="single" w:color="" w:sz="4"/>
+              <w:right w:val="single" w:color="" w:sz="4"/>
             </w:tcBorders>
             <w:shd w:val="clear" w:color="auto" w:fill="FFFFFF"/>
             <w:tcMar>
@@ -2967,10 +2968,10 @@
           <w:tcPr>
             <w:tcW w:w="2905" w:type="dxa"/>
             <w:tcBorders>
-              <w:top w:val="single" w:color="000000" w:themeColor="accent6" w:sz="4"/>
-              <w:left w:val="single" w:color="000000" w:themeColor="accent6" w:sz="4"/>
-              <w:bottom w:val="single" w:color="000000" w:themeColor="accent6" w:sz="4"/>
-              <w:right w:val="single" w:color="000000" w:themeColor="accent6" w:sz="4"/>
+              <w:top w:val="single" w:color="" w:sz="4"/>
+              <w:left w:val="single" w:color="" w:sz="4"/>
+              <w:bottom w:val="single" w:color="" w:sz="4"/>
+              <w:right w:val="single" w:color="" w:sz="4"/>
             </w:tcBorders>
             <w:shd w:val="clear" w:color="auto" w:fill="FFFFFF"/>
             <w:tcMar>
@@ -3013,10 +3014,10 @@
           <w:tcPr>
             <w:tcW w:w="7425" w:type="dxa"/>
             <w:tcBorders>
-              <w:top w:val="single" w:color="000000" w:themeColor="accent6" w:sz="4"/>
-              <w:left w:val="single" w:color="000000" w:themeColor="accent6" w:sz="4"/>
-              <w:bottom w:val="single" w:color="000000" w:themeColor="accent6" w:sz="4"/>
-              <w:right w:val="single" w:color="000000" w:themeColor="accent6" w:sz="4"/>
+              <w:top w:val="single" w:color="" w:sz="4"/>
+              <w:left w:val="single" w:color="" w:sz="4"/>
+              <w:bottom w:val="single" w:color="" w:sz="4"/>
+              <w:right w:val="single" w:color="" w:sz="4"/>
             </w:tcBorders>
             <w:shd w:val="clear" w:color="auto" w:fill="FFFFFF"/>
             <w:tcMar>
@@ -3064,10 +3065,10 @@
             <w:tcW w:w="10330" w:type="dxa"/>
             <w:gridSpan w:val="2"/>
             <w:tcBorders>
-              <w:top w:val="single" w:color="000000" w:themeColor="accent6" w:sz="4"/>
-              <w:left w:val="single" w:color="000000" w:themeColor="accent6" w:sz="4"/>
-              <w:bottom w:val="single" w:color="000000" w:themeColor="accent6" w:sz="4"/>
-              <w:right w:val="single" w:color="000000" w:themeColor="accent6" w:sz="4"/>
+              <w:top w:val="single" w:color="" w:sz="4"/>
+              <w:left w:val="single" w:color="" w:sz="4"/>
+              <w:bottom w:val="single" w:color="" w:sz="4"/>
+              <w:right w:val="single" w:color="" w:sz="4"/>
             </w:tcBorders>
             <w:shd w:val="clear" w:color="auto" w:fill="FFFFFF"/>
             <w:tcMar>
@@ -3118,10 +3119,10 @@
             <w:tcW w:w="10330" w:type="dxa"/>
             <w:gridSpan w:val="2"/>
             <w:tcBorders>
-              <w:top w:val="single" w:color="000000" w:themeColor="accent6" w:sz="4"/>
-              <w:left w:val="single" w:color="000000" w:themeColor="accent6" w:sz="4"/>
-              <w:bottom w:val="single" w:color="000000" w:themeColor="accent6" w:sz="4"/>
-              <w:right w:val="single" w:color="000000" w:themeColor="accent6" w:sz="4"/>
+              <w:top w:val="single" w:color="" w:sz="4"/>
+              <w:left w:val="single" w:color="" w:sz="4"/>
+              <w:bottom w:val="single" w:color="" w:sz="4"/>
+              <w:right w:val="single" w:color="" w:sz="4"/>
             </w:tcBorders>
             <w:shd w:val="clear" w:color="auto" w:fill="FFFFFF"/>
             <w:tcMar>
@@ -3132,12 +3133,13 @@
           </w:tcPr>
           <w:p wp14:textId="77777777">
             <w:pPr>
+              <w:pStyle w:val="ListParagraph"/>
               <w:numPr>
                 <w:ilvl w:val="0"/>
-                <w:numId w:val="82"/>
+                <w:numId w:val="114"/>
               </w:numPr>
               <w:spacing w:before="0" w:after="0" w:line="240" w:lineRule="auto"/>
-              <w:ind w:left="360" w:right="0" w:hanging="360"/>
+              <w:ind w:right="0"/>
               <w:jc w:val="left"/>
               <w:rPr>
                 <w:rFonts w:ascii="Calibri" w:hAnsi="Calibri" w:eastAsia="Calibri" w:cs="Calibri"/>
@@ -3192,12 +3194,13 @@
           </w:p>
           <w:p wp14:textId="77777777">
             <w:pPr>
+              <w:pStyle w:val="ListParagraph"/>
               <w:numPr>
                 <w:ilvl w:val="0"/>
-                <w:numId w:val="82"/>
+                <w:numId w:val="114"/>
               </w:numPr>
               <w:spacing w:before="0" w:after="0" w:line="240" w:lineRule="auto"/>
-              <w:ind w:left="360" w:right="0" w:hanging="360"/>
+              <w:ind w:right="0"/>
               <w:jc w:val="left"/>
               <w:rPr>
                 <w:rFonts w:ascii="Calibri" w:hAnsi="Calibri" w:eastAsia="Calibri" w:cs="Calibri"/>
@@ -3252,12 +3255,13 @@
           </w:p>
           <w:p wp14:textId="77777777">
             <w:pPr>
+              <w:pStyle w:val="ListParagraph"/>
               <w:numPr>
                 <w:ilvl w:val="0"/>
-                <w:numId w:val="82"/>
+                <w:numId w:val="114"/>
               </w:numPr>
               <w:spacing w:before="0" w:after="0" w:line="240" w:lineRule="auto"/>
-              <w:ind w:left="360" w:right="0" w:hanging="360"/>
+              <w:ind w:right="0"/>
               <w:jc w:val="left"/>
               <w:rPr>
                 <w:rFonts w:ascii="Calibri" w:hAnsi="Calibri" w:eastAsia="Calibri" w:cs="Calibri"/>
@@ -3286,12 +3290,13 @@
           </w:p>
           <w:p wp14:textId="77777777">
             <w:pPr>
+              <w:pStyle w:val="ListParagraph"/>
               <w:numPr>
                 <w:ilvl w:val="0"/>
-                <w:numId w:val="82"/>
+                <w:numId w:val="114"/>
               </w:numPr>
               <w:spacing w:before="0" w:after="0" w:line="240" w:lineRule="auto"/>
-              <w:ind w:left="360" w:right="0" w:hanging="360"/>
+              <w:ind w:right="0"/>
               <w:jc w:val="left"/>
               <w:rPr>
                 <w:rFonts w:ascii="Calibri" w:hAnsi="Calibri" w:eastAsia="Calibri" w:cs="Calibri"/>
@@ -3320,17 +3325,20 @@
           </w:p>
           <w:p wp14:textId="77777777">
             <w:pPr>
+              <w:pStyle w:val="ListParagraph"/>
               <w:numPr>
                 <w:ilvl w:val="0"/>
-                <w:numId w:val="82"/>
+                <w:numId w:val="114"/>
               </w:numPr>
               <w:spacing w:before="0" w:after="0" w:line="240" w:lineRule="auto"/>
-              <w:ind w:left="360" w:right="0" w:hanging="360"/>
-              <w:jc w:val="left"/>
-              <w:rPr>
-                <w:rFonts w:ascii="Calibri" w:hAnsi="Calibri" w:eastAsia="Calibri" w:cs="Calibri"/>
-                <w:spacing w:val="0"/>
-                <w:position w:val="0"/>
+              <w:ind w:right="0"/>
+              <w:jc w:val="left"/>
+              <w:rPr>
+                <w:rFonts w:ascii="Calibri" w:hAnsi="Calibri" w:eastAsia="Calibri" w:cs="Calibri"/>
+                <w:spacing w:val="0"/>
+                <w:position w:val="0"/>
+                <w:sz w:val="28"/>
+                <w:szCs w:val="28"/>
                 <w:lang w:val="en-US"/>
               </w:rPr>
             </w:pPr>
@@ -3360,10 +3368,10 @@
             <w:tcW w:w="10330" w:type="dxa"/>
             <w:gridSpan w:val="2"/>
             <w:tcBorders>
-              <w:top w:val="single" w:color="000000" w:themeColor="accent6" w:sz="4"/>
-              <w:left w:val="single" w:color="000000" w:themeColor="accent6" w:sz="4"/>
-              <w:bottom w:val="single" w:color="000000" w:themeColor="accent6" w:sz="4"/>
-              <w:right w:val="single" w:color="000000" w:themeColor="accent6" w:sz="4"/>
+              <w:top w:val="single" w:color="" w:sz="4"/>
+              <w:left w:val="single" w:color="" w:sz="4"/>
+              <w:bottom w:val="single" w:color="" w:sz="4"/>
+              <w:right w:val="single" w:color="" w:sz="4"/>
             </w:tcBorders>
             <w:shd w:val="clear" w:color="auto" w:fill="FFFFFF"/>
             <w:tcMar>
@@ -3413,10 +3421,10 @@
             <w:tcW w:w="10330" w:type="dxa"/>
             <w:gridSpan w:val="2"/>
             <w:tcBorders>
-              <w:top w:val="single" w:color="000000" w:themeColor="accent6" w:sz="4"/>
-              <w:left w:val="single" w:color="000000" w:themeColor="accent6" w:sz="4"/>
-              <w:bottom w:val="single" w:color="000000" w:themeColor="accent6" w:sz="4"/>
-              <w:right w:val="single" w:color="000000" w:themeColor="accent6" w:sz="4"/>
+              <w:top w:val="single" w:color="" w:sz="4"/>
+              <w:left w:val="single" w:color="" w:sz="4"/>
+              <w:bottom w:val="single" w:color="" w:sz="4"/>
+              <w:right w:val="single" w:color="" w:sz="4"/>
             </w:tcBorders>
             <w:shd w:val="clear" w:color="auto" w:fill="FFFFFF"/>
             <w:tcMar>
@@ -3552,10 +3560,10 @@
           <w:tcPr>
             <w:tcW w:w="2905" w:type="dxa"/>
             <w:tcBorders>
-              <w:top w:val="single" w:color="000000" w:themeColor="accent6" w:sz="4"/>
-              <w:left w:val="single" w:color="000000" w:themeColor="accent6" w:sz="4"/>
-              <w:bottom w:val="single" w:color="000000" w:themeColor="accent6" w:sz="4"/>
-              <w:right w:val="single" w:color="000000" w:themeColor="accent6" w:sz="4"/>
+              <w:top w:val="single" w:color="" w:sz="4"/>
+              <w:left w:val="single" w:color="" w:sz="4"/>
+              <w:bottom w:val="single" w:color="" w:sz="4"/>
+              <w:right w:val="single" w:color="" w:sz="4"/>
             </w:tcBorders>
             <w:shd w:val="clear" w:color="auto" w:fill="FFFFFF"/>
             <w:tcMar>
@@ -3598,10 +3606,10 @@
           <w:tcPr>
             <w:tcW w:w="7425" w:type="dxa"/>
             <w:tcBorders>
-              <w:top w:val="single" w:color="000000" w:themeColor="accent6" w:sz="4"/>
-              <w:left w:val="single" w:color="000000" w:themeColor="accent6" w:sz="4"/>
-              <w:bottom w:val="single" w:color="000000" w:themeColor="accent6" w:sz="4"/>
-              <w:right w:val="single" w:color="000000" w:themeColor="accent6" w:sz="4"/>
+              <w:top w:val="single" w:color="" w:sz="4"/>
+              <w:left w:val="single" w:color="" w:sz="4"/>
+              <w:bottom w:val="single" w:color="" w:sz="4"/>
+              <w:right w:val="single" w:color="" w:sz="4"/>
             </w:tcBorders>
             <w:shd w:val="clear" w:color="auto" w:fill="FFFFFF"/>
             <w:tcMar>
@@ -3649,10 +3657,10 @@
             <w:tcW w:w="10330" w:type="dxa"/>
             <w:gridSpan w:val="2"/>
             <w:tcBorders>
-              <w:top w:val="single" w:color="000000" w:themeColor="accent6" w:sz="4"/>
-              <w:left w:val="single" w:color="000000" w:themeColor="accent6" w:sz="4"/>
-              <w:bottom w:val="single" w:color="000000" w:themeColor="accent6" w:sz="4"/>
-              <w:right w:val="single" w:color="000000" w:themeColor="accent6" w:sz="4"/>
+              <w:top w:val="single" w:color="" w:sz="4"/>
+              <w:left w:val="single" w:color="" w:sz="4"/>
+              <w:bottom w:val="single" w:color="" w:sz="4"/>
+              <w:right w:val="single" w:color="" w:sz="4"/>
             </w:tcBorders>
             <w:shd w:val="clear" w:color="auto" w:fill="FFFFFF"/>
             <w:tcMar>
@@ -3703,10 +3711,10 @@
             <w:tcW w:w="10330" w:type="dxa"/>
             <w:gridSpan w:val="2"/>
             <w:tcBorders>
-              <w:top w:val="single" w:color="000000" w:themeColor="accent6" w:sz="4"/>
-              <w:left w:val="single" w:color="000000" w:themeColor="accent6" w:sz="4"/>
-              <w:bottom w:val="single" w:color="000000" w:themeColor="accent6" w:sz="4"/>
-              <w:right w:val="single" w:color="000000" w:themeColor="accent6" w:sz="4"/>
+              <w:top w:val="single" w:color="" w:sz="4"/>
+              <w:left w:val="single" w:color="" w:sz="4"/>
+              <w:bottom w:val="single" w:color="" w:sz="4"/>
+              <w:right w:val="single" w:color="" w:sz="4"/>
             </w:tcBorders>
             <w:shd w:val="clear" w:color="auto" w:fill="FFFFFF"/>
             <w:tcMar>
@@ -3717,12 +3725,13 @@
           </w:tcPr>
           <w:p wp14:textId="77777777">
             <w:pPr>
+              <w:pStyle w:val="ListParagraph"/>
               <w:numPr>
                 <w:ilvl w:val="0"/>
-                <w:numId w:val="98"/>
+                <w:numId w:val="115"/>
               </w:numPr>
               <w:spacing w:before="0" w:after="0" w:line="240" w:lineRule="auto"/>
-              <w:ind w:left="360" w:right="0" w:hanging="360"/>
+              <w:ind w:right="0"/>
               <w:jc w:val="left"/>
               <w:rPr>
                 <w:rFonts w:ascii="Calibri" w:hAnsi="Calibri" w:eastAsia="Calibri" w:cs="Calibri"/>
@@ -3777,17 +3786,20 @@
           </w:p>
           <w:p wp14:textId="77777777">
             <w:pPr>
+              <w:pStyle w:val="ListParagraph"/>
               <w:numPr>
                 <w:ilvl w:val="0"/>
-                <w:numId w:val="98"/>
+                <w:numId w:val="115"/>
               </w:numPr>
               <w:spacing w:before="0" w:after="0" w:line="240" w:lineRule="auto"/>
-              <w:ind w:left="360" w:right="0" w:hanging="360"/>
-              <w:jc w:val="left"/>
-              <w:rPr>
-                <w:rFonts w:ascii="Calibri" w:hAnsi="Calibri" w:eastAsia="Calibri" w:cs="Calibri"/>
-                <w:spacing w:val="0"/>
-                <w:position w:val="0"/>
+              <w:ind w:right="0"/>
+              <w:jc w:val="left"/>
+              <w:rPr>
+                <w:rFonts w:ascii="Calibri" w:hAnsi="Calibri" w:eastAsia="Calibri" w:cs="Calibri"/>
+                <w:spacing w:val="0"/>
+                <w:position w:val="0"/>
+                <w:sz w:val="28"/>
+                <w:szCs w:val="28"/>
                 <w:lang w:val="en-US"/>
               </w:rPr>
             </w:pPr>
@@ -3889,10 +3901,10 @@
           <w:tcPr>
             <w:tcW w:w="2905" w:type="dxa"/>
             <w:tcBorders>
-              <w:top w:val="single" w:color="000000" w:themeColor="accent6" w:sz="4"/>
-              <w:left w:val="single" w:color="000000" w:themeColor="accent6" w:sz="4"/>
-              <w:bottom w:val="single" w:color="000000" w:themeColor="accent6" w:sz="4"/>
-              <w:right w:val="single" w:color="000000" w:themeColor="accent6" w:sz="4"/>
+              <w:top w:val="single" w:color="" w:sz="4"/>
+              <w:left w:val="single" w:color="" w:sz="4"/>
+              <w:bottom w:val="single" w:color="" w:sz="4"/>
+              <w:right w:val="single" w:color="" w:sz="4"/>
             </w:tcBorders>
             <w:shd w:val="clear" w:color="auto" w:fill="FFFFFF"/>
             <w:tcMar>
@@ -3935,10 +3947,10 @@
           <w:tcPr>
             <w:tcW w:w="7425" w:type="dxa"/>
             <w:tcBorders>
-              <w:top w:val="single" w:color="000000" w:themeColor="accent6" w:sz="4"/>
-              <w:left w:val="single" w:color="000000" w:themeColor="accent6" w:sz="4"/>
-              <w:bottom w:val="single" w:color="000000" w:themeColor="accent6" w:sz="4"/>
-              <w:right w:val="single" w:color="000000" w:themeColor="accent6" w:sz="4"/>
+              <w:top w:val="single" w:color="" w:sz="4"/>
+              <w:left w:val="single" w:color="" w:sz="4"/>
+              <w:bottom w:val="single" w:color="" w:sz="4"/>
+              <w:right w:val="single" w:color="" w:sz="4"/>
             </w:tcBorders>
             <w:shd w:val="clear" w:color="auto" w:fill="FFFFFF"/>
             <w:tcMar>
@@ -3986,10 +3998,10 @@
             <w:tcW w:w="10330" w:type="dxa"/>
             <w:gridSpan w:val="2"/>
             <w:tcBorders>
-              <w:top w:val="single" w:color="000000" w:themeColor="accent6" w:sz="4"/>
-              <w:left w:val="single" w:color="000000" w:themeColor="accent6" w:sz="4"/>
-              <w:bottom w:val="single" w:color="000000" w:themeColor="accent6" w:sz="4"/>
-              <w:right w:val="single" w:color="000000" w:themeColor="accent6" w:sz="4"/>
+              <w:top w:val="single" w:color="" w:sz="4"/>
+              <w:left w:val="single" w:color="" w:sz="4"/>
+              <w:bottom w:val="single" w:color="" w:sz="4"/>
+              <w:right w:val="single" w:color="" w:sz="4"/>
             </w:tcBorders>
             <w:shd w:val="clear" w:color="auto" w:fill="FFFFFF"/>
             <w:tcMar>
@@ -4040,10 +4052,10 @@
             <w:tcW w:w="10330" w:type="dxa"/>
             <w:gridSpan w:val="2"/>
             <w:tcBorders>
-              <w:top w:val="single" w:color="000000" w:themeColor="accent6" w:sz="4"/>
-              <w:left w:val="single" w:color="000000" w:themeColor="accent6" w:sz="4"/>
-              <w:bottom w:val="single" w:color="000000" w:themeColor="accent6" w:sz="4"/>
-              <w:right w:val="single" w:color="000000" w:themeColor="accent6" w:sz="4"/>
+              <w:top w:val="single" w:color="" w:sz="4"/>
+              <w:left w:val="single" w:color="" w:sz="4"/>
+              <w:bottom w:val="single" w:color="" w:sz="4"/>
+              <w:right w:val="single" w:color="" w:sz="4"/>
             </w:tcBorders>
             <w:shd w:val="clear" w:color="auto" w:fill="FFFFFF"/>
             <w:tcMar>
@@ -4054,12 +4066,13 @@
           </w:tcPr>
           <w:p wp14:textId="40F6FEBF">
             <w:pPr>
+              <w:pStyle w:val="ListParagraph"/>
               <w:numPr>
                 <w:ilvl w:val="0"/>
-                <w:numId w:val="109"/>
+                <w:numId w:val="116"/>
               </w:numPr>
               <w:spacing w:before="0" w:after="0" w:line="240" w:lineRule="auto"/>
-              <w:ind w:left="360" w:right="0" w:hanging="360"/>
+              <w:ind w:right="0"/>
               <w:jc w:val="left"/>
               <w:rPr>
                 <w:rFonts w:ascii="Calibri" w:hAnsi="Calibri" w:eastAsia="Calibri" w:cs="Calibri"/>
@@ -4138,17 +4151,20 @@
           </w:p>
           <w:p wp14:textId="77777777">
             <w:pPr>
+              <w:pStyle w:val="ListParagraph"/>
               <w:numPr>
                 <w:ilvl w:val="0"/>
-                <w:numId w:val="109"/>
+                <w:numId w:val="116"/>
               </w:numPr>
               <w:spacing w:before="0" w:after="0" w:line="240" w:lineRule="auto"/>
-              <w:ind w:left="360" w:right="0" w:hanging="360"/>
-              <w:jc w:val="left"/>
-              <w:rPr>
-                <w:rFonts w:ascii="Calibri" w:hAnsi="Calibri" w:eastAsia="Calibri" w:cs="Calibri"/>
-                <w:spacing w:val="0"/>
-                <w:position w:val="0"/>
+              <w:ind w:right="0"/>
+              <w:jc w:val="left"/>
+              <w:rPr>
+                <w:rFonts w:ascii="Calibri" w:hAnsi="Calibri" w:eastAsia="Calibri" w:cs="Calibri"/>
+                <w:spacing w:val="0"/>
+                <w:position w:val="0"/>
+                <w:sz w:val="28"/>
+                <w:szCs w:val="28"/>
                 <w:lang w:val="en-US"/>
               </w:rPr>
             </w:pPr>
@@ -4737,6 +4753,601 @@
 
 <file path=word/numbering.xml><?xml version="1.0" encoding="utf-8"?>
 <w:numbering xmlns:w="http://schemas.openxmlformats.org/wordprocessingml/2006/main">
+  <w:abstractNum xmlns:w="http://schemas.openxmlformats.org/wordprocessingml/2006/main" w:abstractNumId="49">
+    <w:nsid w:val="5a6f328b"/>
+    <w:multiLevelType xmlns:w="http://schemas.openxmlformats.org/wordprocessingml/2006/main" w:val="hybridMultilevel"/>
+    <w:lvl xmlns:w="http://schemas.openxmlformats.org/wordprocessingml/2006/main" w:ilvl="0">
+      <w:start w:val="1"/>
+      <w:numFmt w:val="decimal"/>
+      <w:lvlText w:val="%1."/>
+      <w:lvlJc w:val="left"/>
+      <w:pPr>
+        <w:ind w:left="720" w:hanging="360"/>
+      </w:pPr>
+    </w:lvl>
+    <w:lvl xmlns:w="http://schemas.openxmlformats.org/wordprocessingml/2006/main" w:ilvl="1">
+      <w:start w:val="1"/>
+      <w:numFmt w:val="lowerLetter"/>
+      <w:lvlText w:val="%2."/>
+      <w:lvlJc w:val="left"/>
+      <w:pPr>
+        <w:ind w:left="1440" w:hanging="360"/>
+      </w:pPr>
+    </w:lvl>
+    <w:lvl xmlns:w="http://schemas.openxmlformats.org/wordprocessingml/2006/main" w:ilvl="2">
+      <w:start w:val="1"/>
+      <w:numFmt w:val="lowerRoman"/>
+      <w:lvlText w:val="%3."/>
+      <w:lvlJc w:val="right"/>
+      <w:pPr>
+        <w:ind w:left="2160" w:hanging="180"/>
+      </w:pPr>
+    </w:lvl>
+    <w:lvl xmlns:w="http://schemas.openxmlformats.org/wordprocessingml/2006/main" w:ilvl="3">
+      <w:start w:val="1"/>
+      <w:numFmt w:val="decimal"/>
+      <w:lvlText w:val="%4."/>
+      <w:lvlJc w:val="left"/>
+      <w:pPr>
+        <w:ind w:left="2880" w:hanging="360"/>
+      </w:pPr>
+    </w:lvl>
+    <w:lvl xmlns:w="http://schemas.openxmlformats.org/wordprocessingml/2006/main" w:ilvl="4">
+      <w:start w:val="1"/>
+      <w:numFmt w:val="lowerLetter"/>
+      <w:lvlText w:val="%5."/>
+      <w:lvlJc w:val="left"/>
+      <w:pPr>
+        <w:ind w:left="3600" w:hanging="360"/>
+      </w:pPr>
+    </w:lvl>
+    <w:lvl xmlns:w="http://schemas.openxmlformats.org/wordprocessingml/2006/main" w:ilvl="5">
+      <w:start w:val="1"/>
+      <w:numFmt w:val="lowerRoman"/>
+      <w:lvlText w:val="%6."/>
+      <w:lvlJc w:val="right"/>
+      <w:pPr>
+        <w:ind w:left="4320" w:hanging="180"/>
+      </w:pPr>
+    </w:lvl>
+    <w:lvl xmlns:w="http://schemas.openxmlformats.org/wordprocessingml/2006/main" w:ilvl="6">
+      <w:start w:val="1"/>
+      <w:numFmt w:val="decimal"/>
+      <w:lvlText w:val="%7."/>
+      <w:lvlJc w:val="left"/>
+      <w:pPr>
+        <w:ind w:left="5040" w:hanging="360"/>
+      </w:pPr>
+    </w:lvl>
+    <w:lvl xmlns:w="http://schemas.openxmlformats.org/wordprocessingml/2006/main" w:ilvl="7">
+      <w:start w:val="1"/>
+      <w:numFmt w:val="lowerLetter"/>
+      <w:lvlText w:val="%8."/>
+      <w:lvlJc w:val="left"/>
+      <w:pPr>
+        <w:ind w:left="5760" w:hanging="360"/>
+      </w:pPr>
+    </w:lvl>
+    <w:lvl xmlns:w="http://schemas.openxmlformats.org/wordprocessingml/2006/main" w:ilvl="8">
+      <w:start w:val="1"/>
+      <w:numFmt w:val="lowerRoman"/>
+      <w:lvlText w:val="%9."/>
+      <w:lvlJc w:val="right"/>
+      <w:pPr>
+        <w:ind w:left="6480" w:hanging="180"/>
+      </w:pPr>
+    </w:lvl>
+  </w:abstractNum>
+  <w:abstractNum xmlns:w="http://schemas.openxmlformats.org/wordprocessingml/2006/main" w:abstractNumId="48">
+    <w:nsid w:val="345e4f87"/>
+    <w:multiLevelType xmlns:w="http://schemas.openxmlformats.org/wordprocessingml/2006/main" w:val="hybridMultilevel"/>
+    <w:lvl xmlns:w="http://schemas.openxmlformats.org/wordprocessingml/2006/main" w:ilvl="0">
+      <w:start w:val="1"/>
+      <w:numFmt w:val="decimal"/>
+      <w:lvlText w:val="%1."/>
+      <w:lvlJc w:val="left"/>
+      <w:pPr>
+        <w:ind w:left="720" w:hanging="360"/>
+      </w:pPr>
+    </w:lvl>
+    <w:lvl xmlns:w="http://schemas.openxmlformats.org/wordprocessingml/2006/main" w:ilvl="1">
+      <w:start w:val="1"/>
+      <w:numFmt w:val="lowerLetter"/>
+      <w:lvlText w:val="%2."/>
+      <w:lvlJc w:val="left"/>
+      <w:pPr>
+        <w:ind w:left="1440" w:hanging="360"/>
+      </w:pPr>
+    </w:lvl>
+    <w:lvl xmlns:w="http://schemas.openxmlformats.org/wordprocessingml/2006/main" w:ilvl="2">
+      <w:start w:val="1"/>
+      <w:numFmt w:val="lowerRoman"/>
+      <w:lvlText w:val="%3."/>
+      <w:lvlJc w:val="right"/>
+      <w:pPr>
+        <w:ind w:left="2160" w:hanging="180"/>
+      </w:pPr>
+    </w:lvl>
+    <w:lvl xmlns:w="http://schemas.openxmlformats.org/wordprocessingml/2006/main" w:ilvl="3">
+      <w:start w:val="1"/>
+      <w:numFmt w:val="decimal"/>
+      <w:lvlText w:val="%4."/>
+      <w:lvlJc w:val="left"/>
+      <w:pPr>
+        <w:ind w:left="2880" w:hanging="360"/>
+      </w:pPr>
+    </w:lvl>
+    <w:lvl xmlns:w="http://schemas.openxmlformats.org/wordprocessingml/2006/main" w:ilvl="4">
+      <w:start w:val="1"/>
+      <w:numFmt w:val="lowerLetter"/>
+      <w:lvlText w:val="%5."/>
+      <w:lvlJc w:val="left"/>
+      <w:pPr>
+        <w:ind w:left="3600" w:hanging="360"/>
+      </w:pPr>
+    </w:lvl>
+    <w:lvl xmlns:w="http://schemas.openxmlformats.org/wordprocessingml/2006/main" w:ilvl="5">
+      <w:start w:val="1"/>
+      <w:numFmt w:val="lowerRoman"/>
+      <w:lvlText w:val="%6."/>
+      <w:lvlJc w:val="right"/>
+      <w:pPr>
+        <w:ind w:left="4320" w:hanging="180"/>
+      </w:pPr>
+    </w:lvl>
+    <w:lvl xmlns:w="http://schemas.openxmlformats.org/wordprocessingml/2006/main" w:ilvl="6">
+      <w:start w:val="1"/>
+      <w:numFmt w:val="decimal"/>
+      <w:lvlText w:val="%7."/>
+      <w:lvlJc w:val="left"/>
+      <w:pPr>
+        <w:ind w:left="5040" w:hanging="360"/>
+      </w:pPr>
+    </w:lvl>
+    <w:lvl xmlns:w="http://schemas.openxmlformats.org/wordprocessingml/2006/main" w:ilvl="7">
+      <w:start w:val="1"/>
+      <w:numFmt w:val="lowerLetter"/>
+      <w:lvlText w:val="%8."/>
+      <w:lvlJc w:val="left"/>
+      <w:pPr>
+        <w:ind w:left="5760" w:hanging="360"/>
+      </w:pPr>
+    </w:lvl>
+    <w:lvl xmlns:w="http://schemas.openxmlformats.org/wordprocessingml/2006/main" w:ilvl="8">
+      <w:start w:val="1"/>
+      <w:numFmt w:val="lowerRoman"/>
+      <w:lvlText w:val="%9."/>
+      <w:lvlJc w:val="right"/>
+      <w:pPr>
+        <w:ind w:left="6480" w:hanging="180"/>
+      </w:pPr>
+    </w:lvl>
+  </w:abstractNum>
+  <w:abstractNum xmlns:w="http://schemas.openxmlformats.org/wordprocessingml/2006/main" w:abstractNumId="47">
+    <w:nsid w:val="2b759447"/>
+    <w:multiLevelType xmlns:w="http://schemas.openxmlformats.org/wordprocessingml/2006/main" w:val="hybridMultilevel"/>
+    <w:lvl xmlns:w="http://schemas.openxmlformats.org/wordprocessingml/2006/main" w:ilvl="0">
+      <w:start w:val="1"/>
+      <w:numFmt w:val="decimal"/>
+      <w:lvlText w:val="%1."/>
+      <w:lvlJc w:val="left"/>
+      <w:pPr>
+        <w:ind w:left="720" w:hanging="360"/>
+      </w:pPr>
+    </w:lvl>
+    <w:lvl xmlns:w="http://schemas.openxmlformats.org/wordprocessingml/2006/main" w:ilvl="1">
+      <w:start w:val="1"/>
+      <w:numFmt w:val="lowerLetter"/>
+      <w:lvlText w:val="%2."/>
+      <w:lvlJc w:val="left"/>
+      <w:pPr>
+        <w:ind w:left="1440" w:hanging="360"/>
+      </w:pPr>
+    </w:lvl>
+    <w:lvl xmlns:w="http://schemas.openxmlformats.org/wordprocessingml/2006/main" w:ilvl="2">
+      <w:start w:val="1"/>
+      <w:numFmt w:val="lowerRoman"/>
+      <w:lvlText w:val="%3."/>
+      <w:lvlJc w:val="right"/>
+      <w:pPr>
+        <w:ind w:left="2160" w:hanging="180"/>
+      </w:pPr>
+    </w:lvl>
+    <w:lvl xmlns:w="http://schemas.openxmlformats.org/wordprocessingml/2006/main" w:ilvl="3">
+      <w:start w:val="1"/>
+      <w:numFmt w:val="decimal"/>
+      <w:lvlText w:val="%4."/>
+      <w:lvlJc w:val="left"/>
+      <w:pPr>
+        <w:ind w:left="2880" w:hanging="360"/>
+      </w:pPr>
+    </w:lvl>
+    <w:lvl xmlns:w="http://schemas.openxmlformats.org/wordprocessingml/2006/main" w:ilvl="4">
+      <w:start w:val="1"/>
+      <w:numFmt w:val="lowerLetter"/>
+      <w:lvlText w:val="%5."/>
+      <w:lvlJc w:val="left"/>
+      <w:pPr>
+        <w:ind w:left="3600" w:hanging="360"/>
+      </w:pPr>
+    </w:lvl>
+    <w:lvl xmlns:w="http://schemas.openxmlformats.org/wordprocessingml/2006/main" w:ilvl="5">
+      <w:start w:val="1"/>
+      <w:numFmt w:val="lowerRoman"/>
+      <w:lvlText w:val="%6."/>
+      <w:lvlJc w:val="right"/>
+      <w:pPr>
+        <w:ind w:left="4320" w:hanging="180"/>
+      </w:pPr>
+    </w:lvl>
+    <w:lvl xmlns:w="http://schemas.openxmlformats.org/wordprocessingml/2006/main" w:ilvl="6">
+      <w:start w:val="1"/>
+      <w:numFmt w:val="decimal"/>
+      <w:lvlText w:val="%7."/>
+      <w:lvlJc w:val="left"/>
+      <w:pPr>
+        <w:ind w:left="5040" w:hanging="360"/>
+      </w:pPr>
+    </w:lvl>
+    <w:lvl xmlns:w="http://schemas.openxmlformats.org/wordprocessingml/2006/main" w:ilvl="7">
+      <w:start w:val="1"/>
+      <w:numFmt w:val="lowerLetter"/>
+      <w:lvlText w:val="%8."/>
+      <w:lvlJc w:val="left"/>
+      <w:pPr>
+        <w:ind w:left="5760" w:hanging="360"/>
+      </w:pPr>
+    </w:lvl>
+    <w:lvl xmlns:w="http://schemas.openxmlformats.org/wordprocessingml/2006/main" w:ilvl="8">
+      <w:start w:val="1"/>
+      <w:numFmt w:val="lowerRoman"/>
+      <w:lvlText w:val="%9."/>
+      <w:lvlJc w:val="right"/>
+      <w:pPr>
+        <w:ind w:left="6480" w:hanging="180"/>
+      </w:pPr>
+    </w:lvl>
+  </w:abstractNum>
+  <w:abstractNum xmlns:w="http://schemas.openxmlformats.org/wordprocessingml/2006/main" w:abstractNumId="46">
+    <w:nsid w:val="4197d714"/>
+    <w:multiLevelType xmlns:w="http://schemas.openxmlformats.org/wordprocessingml/2006/main" w:val="hybridMultilevel"/>
+    <w:lvl xmlns:w="http://schemas.openxmlformats.org/wordprocessingml/2006/main" w:ilvl="0">
+      <w:start w:val="1"/>
+      <w:numFmt w:val="decimal"/>
+      <w:lvlText w:val="%1."/>
+      <w:lvlJc w:val="left"/>
+      <w:pPr>
+        <w:ind w:left="720" w:hanging="360"/>
+      </w:pPr>
+    </w:lvl>
+    <w:lvl xmlns:w="http://schemas.openxmlformats.org/wordprocessingml/2006/main" w:ilvl="1">
+      <w:start w:val="1"/>
+      <w:numFmt w:val="lowerLetter"/>
+      <w:lvlText w:val="%2."/>
+      <w:lvlJc w:val="left"/>
+      <w:pPr>
+        <w:ind w:left="1440" w:hanging="360"/>
+      </w:pPr>
+    </w:lvl>
+    <w:lvl xmlns:w="http://schemas.openxmlformats.org/wordprocessingml/2006/main" w:ilvl="2">
+      <w:start w:val="1"/>
+      <w:numFmt w:val="lowerRoman"/>
+      <w:lvlText w:val="%3."/>
+      <w:lvlJc w:val="right"/>
+      <w:pPr>
+        <w:ind w:left="2160" w:hanging="180"/>
+      </w:pPr>
+    </w:lvl>
+    <w:lvl xmlns:w="http://schemas.openxmlformats.org/wordprocessingml/2006/main" w:ilvl="3">
+      <w:start w:val="1"/>
+      <w:numFmt w:val="decimal"/>
+      <w:lvlText w:val="%4."/>
+      <w:lvlJc w:val="left"/>
+      <w:pPr>
+        <w:ind w:left="2880" w:hanging="360"/>
+      </w:pPr>
+    </w:lvl>
+    <w:lvl xmlns:w="http://schemas.openxmlformats.org/wordprocessingml/2006/main" w:ilvl="4">
+      <w:start w:val="1"/>
+      <w:numFmt w:val="lowerLetter"/>
+      <w:lvlText w:val="%5."/>
+      <w:lvlJc w:val="left"/>
+      <w:pPr>
+        <w:ind w:left="3600" w:hanging="360"/>
+      </w:pPr>
+    </w:lvl>
+    <w:lvl xmlns:w="http://schemas.openxmlformats.org/wordprocessingml/2006/main" w:ilvl="5">
+      <w:start w:val="1"/>
+      <w:numFmt w:val="lowerRoman"/>
+      <w:lvlText w:val="%6."/>
+      <w:lvlJc w:val="right"/>
+      <w:pPr>
+        <w:ind w:left="4320" w:hanging="180"/>
+      </w:pPr>
+    </w:lvl>
+    <w:lvl xmlns:w="http://schemas.openxmlformats.org/wordprocessingml/2006/main" w:ilvl="6">
+      <w:start w:val="1"/>
+      <w:numFmt w:val="decimal"/>
+      <w:lvlText w:val="%7."/>
+      <w:lvlJc w:val="left"/>
+      <w:pPr>
+        <w:ind w:left="5040" w:hanging="360"/>
+      </w:pPr>
+    </w:lvl>
+    <w:lvl xmlns:w="http://schemas.openxmlformats.org/wordprocessingml/2006/main" w:ilvl="7">
+      <w:start w:val="1"/>
+      <w:numFmt w:val="lowerLetter"/>
+      <w:lvlText w:val="%8."/>
+      <w:lvlJc w:val="left"/>
+      <w:pPr>
+        <w:ind w:left="5760" w:hanging="360"/>
+      </w:pPr>
+    </w:lvl>
+    <w:lvl xmlns:w="http://schemas.openxmlformats.org/wordprocessingml/2006/main" w:ilvl="8">
+      <w:start w:val="1"/>
+      <w:numFmt w:val="lowerRoman"/>
+      <w:lvlText w:val="%9."/>
+      <w:lvlJc w:val="right"/>
+      <w:pPr>
+        <w:ind w:left="6480" w:hanging="180"/>
+      </w:pPr>
+    </w:lvl>
+  </w:abstractNum>
+  <w:abstractNum xmlns:w="http://schemas.openxmlformats.org/wordprocessingml/2006/main" w:abstractNumId="45">
+    <w:nsid w:val="24920938"/>
+    <w:multiLevelType xmlns:w="http://schemas.openxmlformats.org/wordprocessingml/2006/main" w:val="hybridMultilevel"/>
+    <w:lvl xmlns:w="http://schemas.openxmlformats.org/wordprocessingml/2006/main" w:ilvl="0">
+      <w:start w:val="1"/>
+      <w:numFmt w:val="decimal"/>
+      <w:lvlText w:val="%1."/>
+      <w:lvlJc w:val="left"/>
+      <w:pPr>
+        <w:ind w:left="720" w:hanging="360"/>
+      </w:pPr>
+    </w:lvl>
+    <w:lvl xmlns:w="http://schemas.openxmlformats.org/wordprocessingml/2006/main" w:ilvl="1">
+      <w:start w:val="1"/>
+      <w:numFmt w:val="lowerLetter"/>
+      <w:lvlText w:val="%2."/>
+      <w:lvlJc w:val="left"/>
+      <w:pPr>
+        <w:ind w:left="1440" w:hanging="360"/>
+      </w:pPr>
+    </w:lvl>
+    <w:lvl xmlns:w="http://schemas.openxmlformats.org/wordprocessingml/2006/main" w:ilvl="2">
+      <w:start w:val="1"/>
+      <w:numFmt w:val="lowerRoman"/>
+      <w:lvlText w:val="%3."/>
+      <w:lvlJc w:val="right"/>
+      <w:pPr>
+        <w:ind w:left="2160" w:hanging="180"/>
+      </w:pPr>
+    </w:lvl>
+    <w:lvl xmlns:w="http://schemas.openxmlformats.org/wordprocessingml/2006/main" w:ilvl="3">
+      <w:start w:val="1"/>
+      <w:numFmt w:val="decimal"/>
+      <w:lvlText w:val="%4."/>
+      <w:lvlJc w:val="left"/>
+      <w:pPr>
+        <w:ind w:left="2880" w:hanging="360"/>
+      </w:pPr>
+    </w:lvl>
+    <w:lvl xmlns:w="http://schemas.openxmlformats.org/wordprocessingml/2006/main" w:ilvl="4">
+      <w:start w:val="1"/>
+      <w:numFmt w:val="lowerLetter"/>
+      <w:lvlText w:val="%5."/>
+      <w:lvlJc w:val="left"/>
+      <w:pPr>
+        <w:ind w:left="3600" w:hanging="360"/>
+      </w:pPr>
+    </w:lvl>
+    <w:lvl xmlns:w="http://schemas.openxmlformats.org/wordprocessingml/2006/main" w:ilvl="5">
+      <w:start w:val="1"/>
+      <w:numFmt w:val="lowerRoman"/>
+      <w:lvlText w:val="%6."/>
+      <w:lvlJc w:val="right"/>
+      <w:pPr>
+        <w:ind w:left="4320" w:hanging="180"/>
+      </w:pPr>
+    </w:lvl>
+    <w:lvl xmlns:w="http://schemas.openxmlformats.org/wordprocessingml/2006/main" w:ilvl="6">
+      <w:start w:val="1"/>
+      <w:numFmt w:val="decimal"/>
+      <w:lvlText w:val="%7."/>
+      <w:lvlJc w:val="left"/>
+      <w:pPr>
+        <w:ind w:left="5040" w:hanging="360"/>
+      </w:pPr>
+    </w:lvl>
+    <w:lvl xmlns:w="http://schemas.openxmlformats.org/wordprocessingml/2006/main" w:ilvl="7">
+      <w:start w:val="1"/>
+      <w:numFmt w:val="lowerLetter"/>
+      <w:lvlText w:val="%8."/>
+      <w:lvlJc w:val="left"/>
+      <w:pPr>
+        <w:ind w:left="5760" w:hanging="360"/>
+      </w:pPr>
+    </w:lvl>
+    <w:lvl xmlns:w="http://schemas.openxmlformats.org/wordprocessingml/2006/main" w:ilvl="8">
+      <w:start w:val="1"/>
+      <w:numFmt w:val="lowerRoman"/>
+      <w:lvlText w:val="%9."/>
+      <w:lvlJc w:val="right"/>
+      <w:pPr>
+        <w:ind w:left="6480" w:hanging="180"/>
+      </w:pPr>
+    </w:lvl>
+  </w:abstractNum>
+  <w:abstractNum xmlns:w="http://schemas.openxmlformats.org/wordprocessingml/2006/main" w:abstractNumId="44">
+    <w:nsid w:val="66cd5461"/>
+    <w:multiLevelType xmlns:w="http://schemas.openxmlformats.org/wordprocessingml/2006/main" w:val="hybridMultilevel"/>
+    <w:lvl xmlns:w="http://schemas.openxmlformats.org/wordprocessingml/2006/main" w:ilvl="0">
+      <w:start w:val="1"/>
+      <w:numFmt w:val="decimal"/>
+      <w:lvlText w:val="%1."/>
+      <w:lvlJc w:val="left"/>
+      <w:pPr>
+        <w:ind w:left="720" w:hanging="360"/>
+      </w:pPr>
+    </w:lvl>
+    <w:lvl xmlns:w="http://schemas.openxmlformats.org/wordprocessingml/2006/main" w:ilvl="1">
+      <w:start w:val="1"/>
+      <w:numFmt w:val="lowerLetter"/>
+      <w:lvlText w:val="%2."/>
+      <w:lvlJc w:val="left"/>
+      <w:pPr>
+        <w:ind w:left="1440" w:hanging="360"/>
+      </w:pPr>
+    </w:lvl>
+    <w:lvl xmlns:w="http://schemas.openxmlformats.org/wordprocessingml/2006/main" w:ilvl="2">
+      <w:start w:val="1"/>
+      <w:numFmt w:val="lowerRoman"/>
+      <w:lvlText w:val="%3."/>
+      <w:lvlJc w:val="right"/>
+      <w:pPr>
+        <w:ind w:left="2160" w:hanging="180"/>
+      </w:pPr>
+    </w:lvl>
+    <w:lvl xmlns:w="http://schemas.openxmlformats.org/wordprocessingml/2006/main" w:ilvl="3">
+      <w:start w:val="1"/>
+      <w:numFmt w:val="decimal"/>
+      <w:lvlText w:val="%4."/>
+      <w:lvlJc w:val="left"/>
+      <w:pPr>
+        <w:ind w:left="2880" w:hanging="360"/>
+      </w:pPr>
+    </w:lvl>
+    <w:lvl xmlns:w="http://schemas.openxmlformats.org/wordprocessingml/2006/main" w:ilvl="4">
+      <w:start w:val="1"/>
+      <w:numFmt w:val="lowerLetter"/>
+      <w:lvlText w:val="%5."/>
+      <w:lvlJc w:val="left"/>
+      <w:pPr>
+        <w:ind w:left="3600" w:hanging="360"/>
+      </w:pPr>
+    </w:lvl>
+    <w:lvl xmlns:w="http://schemas.openxmlformats.org/wordprocessingml/2006/main" w:ilvl="5">
+      <w:start w:val="1"/>
+      <w:numFmt w:val="lowerRoman"/>
+      <w:lvlText w:val="%6."/>
+      <w:lvlJc w:val="right"/>
+      <w:pPr>
+        <w:ind w:left="4320" w:hanging="180"/>
+      </w:pPr>
+    </w:lvl>
+    <w:lvl xmlns:w="http://schemas.openxmlformats.org/wordprocessingml/2006/main" w:ilvl="6">
+      <w:start w:val="1"/>
+      <w:numFmt w:val="decimal"/>
+      <w:lvlText w:val="%7."/>
+      <w:lvlJc w:val="left"/>
+      <w:pPr>
+        <w:ind w:left="5040" w:hanging="360"/>
+      </w:pPr>
+    </w:lvl>
+    <w:lvl xmlns:w="http://schemas.openxmlformats.org/wordprocessingml/2006/main" w:ilvl="7">
+      <w:start w:val="1"/>
+      <w:numFmt w:val="lowerLetter"/>
+      <w:lvlText w:val="%8."/>
+      <w:lvlJc w:val="left"/>
+      <w:pPr>
+        <w:ind w:left="5760" w:hanging="360"/>
+      </w:pPr>
+    </w:lvl>
+    <w:lvl xmlns:w="http://schemas.openxmlformats.org/wordprocessingml/2006/main" w:ilvl="8">
+      <w:start w:val="1"/>
+      <w:numFmt w:val="lowerRoman"/>
+      <w:lvlText w:val="%9."/>
+      <w:lvlJc w:val="right"/>
+      <w:pPr>
+        <w:ind w:left="6480" w:hanging="180"/>
+      </w:pPr>
+    </w:lvl>
+  </w:abstractNum>
+  <w:abstractNum xmlns:w="http://schemas.openxmlformats.org/wordprocessingml/2006/main" w:abstractNumId="43">
+    <w:nsid w:val="3af9e6e3"/>
+    <w:multiLevelType xmlns:w="http://schemas.openxmlformats.org/wordprocessingml/2006/main" w:val="hybridMultilevel"/>
+    <w:lvl xmlns:w="http://schemas.openxmlformats.org/wordprocessingml/2006/main" w:ilvl="0">
+      <w:start w:val="1"/>
+      <w:numFmt w:val="decimal"/>
+      <w:lvlText w:val="%1."/>
+      <w:lvlJc w:val="left"/>
+      <w:pPr>
+        <w:ind w:left="720" w:hanging="360"/>
+      </w:pPr>
+    </w:lvl>
+    <w:lvl xmlns:w="http://schemas.openxmlformats.org/wordprocessingml/2006/main" w:ilvl="1">
+      <w:start w:val="1"/>
+      <w:numFmt w:val="lowerLetter"/>
+      <w:lvlText w:val="%2."/>
+      <w:lvlJc w:val="left"/>
+      <w:pPr>
+        <w:ind w:left="1440" w:hanging="360"/>
+      </w:pPr>
+    </w:lvl>
+    <w:lvl xmlns:w="http://schemas.openxmlformats.org/wordprocessingml/2006/main" w:ilvl="2">
+      <w:start w:val="1"/>
+      <w:numFmt w:val="lowerRoman"/>
+      <w:lvlText w:val="%3."/>
+      <w:lvlJc w:val="right"/>
+      <w:pPr>
+        <w:ind w:left="2160" w:hanging="180"/>
+      </w:pPr>
+    </w:lvl>
+    <w:lvl xmlns:w="http://schemas.openxmlformats.org/wordprocessingml/2006/main" w:ilvl="3">
+      <w:start w:val="1"/>
+      <w:numFmt w:val="decimal"/>
+      <w:lvlText w:val="%4."/>
+      <w:lvlJc w:val="left"/>
+      <w:pPr>
+        <w:ind w:left="2880" w:hanging="360"/>
+      </w:pPr>
+    </w:lvl>
+    <w:lvl xmlns:w="http://schemas.openxmlformats.org/wordprocessingml/2006/main" w:ilvl="4">
+      <w:start w:val="1"/>
+      <w:numFmt w:val="lowerLetter"/>
+      <w:lvlText w:val="%5."/>
+      <w:lvlJc w:val="left"/>
+      <w:pPr>
+        <w:ind w:left="3600" w:hanging="360"/>
+      </w:pPr>
+    </w:lvl>
+    <w:lvl xmlns:w="http://schemas.openxmlformats.org/wordprocessingml/2006/main" w:ilvl="5">
+      <w:start w:val="1"/>
+      <w:numFmt w:val="lowerRoman"/>
+      <w:lvlText w:val="%6."/>
+      <w:lvlJc w:val="right"/>
+      <w:pPr>
+        <w:ind w:left="4320" w:hanging="180"/>
+      </w:pPr>
+    </w:lvl>
+    <w:lvl xmlns:w="http://schemas.openxmlformats.org/wordprocessingml/2006/main" w:ilvl="6">
+      <w:start w:val="1"/>
+      <w:numFmt w:val="decimal"/>
+      <w:lvlText w:val="%7."/>
+      <w:lvlJc w:val="left"/>
+      <w:pPr>
+        <w:ind w:left="5040" w:hanging="360"/>
+      </w:pPr>
+    </w:lvl>
+    <w:lvl xmlns:w="http://schemas.openxmlformats.org/wordprocessingml/2006/main" w:ilvl="7">
+      <w:start w:val="1"/>
+      <w:numFmt w:val="lowerLetter"/>
+      <w:lvlText w:val="%8."/>
+      <w:lvlJc w:val="left"/>
+      <w:pPr>
+        <w:ind w:left="5760" w:hanging="360"/>
+      </w:pPr>
+    </w:lvl>
+    <w:lvl xmlns:w="http://schemas.openxmlformats.org/wordprocessingml/2006/main" w:ilvl="8">
+      <w:start w:val="1"/>
+      <w:numFmt w:val="lowerRoman"/>
+      <w:lvlText w:val="%9."/>
+      <w:lvlJc w:val="right"/>
+      <w:pPr>
+        <w:ind w:left="6480" w:hanging="180"/>
+      </w:pPr>
+    </w:lvl>
+  </w:abstractNum>
   <w:abstractNum w:abstractNumId="0">
     <w:lvl w:ilvl="0">
       <w:start w:val="1"/>
@@ -4801,6 +5412,27 @@
     </w:lvl>
     <w:nsid w:val="70f69f41"/>
   </w:abstractNum>
+  <w:num w:numId="116">
+    <w:abstractNumId w:val="49"/>
+  </w:num>
+  <w:num w:numId="115">
+    <w:abstractNumId w:val="48"/>
+  </w:num>
+  <w:num w:numId="114">
+    <w:abstractNumId w:val="47"/>
+  </w:num>
+  <w:num w:numId="113">
+    <w:abstractNumId w:val="46"/>
+  </w:num>
+  <w:num w:numId="112">
+    <w:abstractNumId w:val="45"/>
+  </w:num>
+  <w:num w:numId="111">
+    <w:abstractNumId w:val="44"/>
+  </w:num>
+  <w:num w:numId="110">
+    <w:abstractNumId w:val="43"/>
+  </w:num>
   <w:num w:numId="25">
     <w:abstractNumId w:val="42"/>
   </w:num>
@@ -4829,5 +5461,21 @@
 </file>
 
 <file path=word/styles.xml><?xml version="1.0" encoding="utf-8"?>
-<w:styles xmlns:w14="http://schemas.microsoft.com/office/word/2010/wordml" xmlns:wp14="http://schemas.microsoft.com/office/word/2010/wordprocessingDrawing" xmlns:w="http://schemas.openxmlformats.org/wordprocessingml/2006/main" xmlns:mc="http://schemas.openxmlformats.org/markup-compatibility/2006" mc:Ignorable="w14 wp14"/>
+<w:styles xmlns:w14="http://schemas.microsoft.com/office/word/2010/wordml" xmlns:wp14="http://schemas.microsoft.com/office/word/2010/wordprocessingDrawing" xmlns:w="http://schemas.openxmlformats.org/wordprocessingml/2006/main" xmlns:mc="http://schemas.openxmlformats.org/markup-compatibility/2006" mc:Ignorable="w14 wp14">
+  <w:style xmlns:w14="http://schemas.microsoft.com/office/word/2010/wordml" xmlns:mc="http://schemas.openxmlformats.org/markup-compatibility/2006" xmlns:w="http://schemas.openxmlformats.org/wordprocessingml/2006/main" w:type="paragraph" w:styleId="Normal" w:default="1" mc:Ignorable="w14">
+    <w:name xmlns:w="http://schemas.openxmlformats.org/wordprocessingml/2006/main" w:val="Normal"/>
+    <w:uiPriority xmlns:w="http://schemas.openxmlformats.org/wordprocessingml/2006/main" w:val="0"/>
+    <w:qFormat xmlns:w="http://schemas.openxmlformats.org/wordprocessingml/2006/main"/>
+  </w:style>
+  <w:style xmlns:w14="http://schemas.microsoft.com/office/word/2010/wordml" xmlns:mc="http://schemas.openxmlformats.org/markup-compatibility/2006" xmlns:w="http://schemas.openxmlformats.org/wordprocessingml/2006/main" w:type="paragraph" w:styleId="ListParagraph" mc:Ignorable="w14">
+    <w:name xmlns:w="http://schemas.openxmlformats.org/wordprocessingml/2006/main" w:val="List Paragraph"/>
+    <w:basedOn xmlns:w="http://schemas.openxmlformats.org/wordprocessingml/2006/main" w:val="Normal"/>
+    <w:uiPriority xmlns:w="http://schemas.openxmlformats.org/wordprocessingml/2006/main" w:val="34"/>
+    <w:qFormat xmlns:w="http://schemas.openxmlformats.org/wordprocessingml/2006/main"/>
+    <w:pPr xmlns:w="http://schemas.openxmlformats.org/wordprocessingml/2006/main">
+      <w:ind xmlns:w="http://schemas.openxmlformats.org/wordprocessingml/2006/main" w:left="720"/>
+      <w:contextualSpacing xmlns:w="http://schemas.openxmlformats.org/wordprocessingml/2006/main"/>
+    </w:pPr>
+  </w:style>
+</w:styles>
 </file>